--- a/hin/docx/51.content.docx
+++ b/hin/docx/51.content.docx
@@ -141,13 +141,6 @@
         <w:rPr>
           <w:lang w:val="hi_IN" w:bidi="hi_IN"/>
         </w:rPr>
-      </w:r>
-      <w:r>
-        <w:rPr>
-          <w:i/>
-          <w:lang w:val="hi_IN" w:bidi="hi_IN"/>
-        </w:rPr>
-        <w:t>कुलुस्सियों 1:1 (#1), कुलुस्सियों 1:1 (#2), कुलुस्सियों 1:1 (#3), कुलुस्सियों 1:1 (#5), कुलुस्सियों 1:2 (#1), कुलुस्सियों 1:2 (#2), कुलुस्सियों 1:2 (#3), कुलुस्सियों 1:2 (#4), कुलुस्सियों 1:2 (#5), कुलुस्सियों 1:3 (#1), कुलुस्सियों 1:3 (#2), कुलुस्सियों 1:4 (#1), कुलुस्सियों 1:4 (#2), कुलुस्सियों 1:5 (#1), कुलुस्सियों 1:5 (#2), कुलुस्सियों 1:5 (#3), कुलुस्सियों 1:5 (#4), कुलुस्सियों 1:6 (#1), कुलुस्सियों 1:6 (#2), कुलुस्सियों 1:6 (#3), कुलुस्सियों 1:6 (#4), कुलुस्सियों 1:6 (#5), कुलुस्सियों 1:7 (#1), कुलुस्सियों 1:7 (#2), कुलुस्सियों 1:8 (#1), कुलुस्सियों 1:8 (#2), कुलुस्सियों 1:8 (#3), कुलुस्सियों 1:9 (#1), कुलुस्सियों 1:9 (#2), कुलुस्सियों 1:9 (#3), कुलुस्सियों 1:9 (#4), कुलुस्सियों 1:9 (#4), कुलुस्सियों 1:9 (#5), कुलुस्सियों 1:9 (#6), कुलुस्सियों 1:9 (#8), कुलुस्सियों 1:9 (#7), कुलुस्सियों 1:9 (#8), कुलुस्सियों 1:9 (#9), कुलुस्सियों 1:10 (#1), कुलुस्सियों 1:10 (#2), कुलुस्सियों 1:10 (#3), कुलुस्सियों 1:10 (#4), कुलुस्सियों 1:11 (#1), कुलुस्सियों 1:11 (#2), कुलुस्सियों 1:11 (#3), कुलुस्सियों 1:11 (#4), कुलुस्सियों 1:11 (#5), कुलुस्सियों 1:11 (#7), कुलुस्सियों 1:12 (#1), कुलुस्सियों 1:12 (#2), कुलुस्सियों 1:12 (#3), कुलुस्सियों 1:12 (#4), कुलुस्सियों 1:12 (#5), कुलुस्सियों 1:12 (#6), कुलुस्सियों 1:12 (#7), कुलुस्सियों 1:13 (#1), कुलुस्सियों 1:13 (#2), कुलुस्सियों 1:13 (#3), कुलुस्सियों 1:13 (#4), कुलुस्सियों 1:13 (#5), कुलुस्सियों 1:13 (#6), कुलुस्सियों 1:13 (#7), कुलुस्सियों 1:14 (#1), कुलुस्सियों 1:14 (#2), कुलुस्सियों 1:14 (#3), कुलुस्सियों 1:14 (#4), कुलुस्सियों 1:15 (#1), कुलुस्सियों 1:15 (#2), कुलुस्सियों 1:15 (#3), कुलुस्सियों 1:15 (#4), कुलुस्सियों 1:16 (#1), कुलुस्सियों 1:16 (#2), कुलुस्सियों 1:16 (#3), कुलुस्सियों 1:16 (#4), कुलुस्सियों 1:16 (#5), कुलुस्सियों 1:16 (#6), कुलुस्सियों 1:16 (#7), कुलुस्सियों 1:16 (#8), कुलुस्सियों 1:17 (#1), कुलुस्सियों 1:17 (#2), कुलुस्सियों 1:18 (#1), कुलुस्सियों 1:18 (#2), कुलुस्सियों 1:18 (#3), कुलुस्सियों 1:18 (#4), कुलुस्सियों 1:18 (#5), कुलुस्सियों 1:18 (#6), कुलुस्सियों 1:19 (#1), कुलुस्सियों 1:19 (#2), कुलुस्सियों 1:19 (#3), कुलुस्सियों 1:19 (#4), कुलुस्सियों 1:20 (#1), कुलुस्सियों 1:20 (#2), कुलुस्सियों 1:20 (#3), कुलुस्सियों 1:20 (#4), कुलुस्सियों 1:20 (#5), कुलुस्सियों 1:20 (#6), कुलुस्सियों 1:20 (#7), कुलुस्सियों 1:21 (#1), कुलुस्सियों 1:21 (#2), कुलुस्सियों 1:21 (#3), कुलुस्सियों 1:21 (#4), कुलुस्सियों 1:22 (#2), कुलुस्सियों 1:22 (#1), कुलुस्सियों 1:22 (#3), कुलुस्सियों 1:22 (#4), कुलुस्सियों 1:22 (#5), कुलुस्सियों 1:22 (#6), कुलुस्सियों 1:22 (#7), कुलुस्सियों 1:22 (#8), कुलुस्सियों 1:22 (#9), कुलुस्सियों 1:23 (#1), कुलुस्सियों 1:23 (#2), कुलुस्सियों 1:23 (#3), कुलुस्सियों 1:23 (#4), कुलुस्सियों 1:23 (#5), कुलुस्सियों 1:23 (#6), कुलुस्सियों 1:23 (#7), कुलुस्सियों 1:23 (#8), कुलुस्सियों 1:23 (#9), कुलुस्सियों 1:23 (#10), कुलुस्सियों 1:24 (#1), कुलुस्सियों 1:24 (#2), कुलुस्सियों 1:24 (#3), कुलुस्सियों 1:24 (#4), कुलुस्सियों 1:24 (#5), कुलुस्सियों 1:24 (#6), कुलुस्सियों 1:25 (#1), कुलुस्सियों 1:25 (#2), कुलुस्सियों 1:25 (#3), कुलुस्सियों 1:25 (#4), कुलुस्सियों 1:25 (#5), कुलुस्सियों 1:25 (#6), कुलुस्सियों 1:26 (#1), कुलुस्सियों 1:26 (#2), कुलुस्सियों 1:26 (#3), कुलुस्सियों 1:26 (#4), कुलुस्सियों 1:26 (#5), कुलुस्सियों 1:26 (#6), कुलुस्सियों 1:27 (#1), कुलुस्सियों 1:27 (#2), कुलुस्सियों 1:27 (#3), कुलुस्सियों 1:27 (#4), कुलुस्सियों 1:27 (#5), कुलुस्सियों 1:27 (#6), कुलुस्सियों 1:27 (#7), कुलुस्सियों 1:28 (#1), कुलुस्सियों 1:28 (#2), कुलुस्सियों 1:28 (#3), कुलुस्सियों 1:28 (#4), कुलुस्सियों 1:28 (#5), कुलुस्सियों 1:28 (#6), कुलुस्सियों 1:28 (#7), कुलुस्सियों 1:29 (#1), कुलुस्सियों 1:29 (#2), कुलुस्सियों 1:29 (#3), कुलुस्सियों 1:29 (#4), कुलुस्सियों 2:1 (#1), कुलुस्सियों 2:1 (#2), कुलुस्सियों 2:1 (#3), कुलुस्सियों 2:1 (#4), कुलुस्सियों 2:1 (#5), कुलुस्सियों 2:1 (#6), कुलुस्सियों 2:1 (#5), कुलुस्सियों 2:2 (#1), कुलुस्सियों 2:2 (#1), कुलुस्सियों 2:2 (#2), कुलुस्सियों 2:2 (#3), कुलुस्सियों 2:2 (#4), कुलुस्सियों 2:2 (#5), कुलुस्सियों 2:2 (#6), कुलुस्सियों 2:2 (#7), कुलुस्सियों 2:2 (#8), कुलुस्सियों 2:2 (#9), कुलुस्सियों 2:3 (#2), कुलुस्सियों 2:3 (#3), कुलुस्सियों 2:3 (#4), कुलुस्सियों 2:3 (#5), कुलुस्सियों 2:3 (#6), कुलुस्सियों 2:4 (#1), कुलुस्सियों 2:4 (#2), कुलुस्सियों 2:4 (#3), कुलुस्सियों 2:5 (#1), कुलुस्सियों 2:5 (#2), कुलुस्सियों 2:5 (#3), कुलुस्सियों 2:5 (#4), कुलुस्सियों 2:5 (#5), कुलुस्सियों 2:5 (#6), कुलुस्सियों 2:5 (#7), कुलुस्सियों 2:5 (#8), कुलुस्सियों 2:5 (#9), कुलुस्सियों 2:5 (#10), कुलुस्सियों 2:5 (#11), कुलुस्सियों 2:6 (#1), कुलुस्सियों 2:6 (#2), कुलुस्सियों 2:6 (#3), कुलुस्सियों 2:6 (#4), कुलुस्सियों 2:7 (#1), कुलुस्सियों 2:7 (#2), कुलुस्सियों 2:7 (#3), कुलुस्सियों 2:7 (#4), कुलुस्सियों 2:7 (#5), कुलुस्सियों 2:7 (#6), कुलुस्सियों 2:7 (#7), कुलुस्सियों 2:7 (#8), कुलुस्सियों 2:8 (#1), कुलुस्सियों 2:8 (#2), कुलुस्सियों 2:8 (#3), कुलुस्सियों 2:8 (#4), कुलुस्सियों 2:8 (#5), कुलुस्सियों 2:8 (#6), कुलुस्सियों 2:8 (#7), कुलुस्सियों 2:8 (#8), कुलुस्सियों 2:9 (#1), कुलुस्सियों 2:9 (#2), कुलुस्सियों 2:9 (#3), कुलुस्सियों 2:10 (#1), कुलुस्सियों 2:10 (#2), कुलुस्सियों 2:10 (#3), कुलुस्सियों 2:10 (#4), कुलुस्सियों 2:10 (#5), कुलुस्सियों 2:10 (#6), कुलुस्सियों 2:11 (#1), कुलुस्सियों 2:11 (#2), कुलुस्सियों 2:11 (#3), कुलुस्सियों 2:11 (#4), कुलुस्सियों 2:11 (#5), कुलुस्सियों 2:12 (#1), कुलुस्सियों 2:12 (#2), कुलुस्सियों 2:12 (#3), कुलुस्सियों 2:12 (#4), कुलुस्सियों 2:12 (#5), कुलुस्सियों 2:12 (#6), कुलुस्सियों 2:12 (#7), कुलुस्सियों 2:12 (#8), कुलुस्सियों 2:13 (#1), कुलुस्सियों 2:13 (#2), कुलुस्सियों 2:13 (#3), कुलुस्सियों 2:13 (#4), कुलुस्सियों 2:13 (#5), कुलुस्सियों 2:13 (#5), कुलुस्सियों 2:13 (#6), कुलुस्सियों 2:13 (#7), कुलुस्सियों 2:13 (#8), कुलुस्सियों 2:14 (#1), कुलुस्सियों 2:14 (#2), कुलुस्सियों 2:14 (#3), कुलुस्सियों 2:14 (#4), कुलुस्सियों 2:15 (#1), कुलुस्सियों 2:15 (#2), कुलुस्सियों 2:15 (#3), कुलुस्सियों 2:16 (#1), कुलुस्सियों 2:16 (#2), कुलुस्सियों 2:16 (#3), कुलुस्सियों 2:16 (#4), कुलुस्सियों 2:17 (#1), कुलुस्सियों 2:17 (#2), कुलुस्सियों 2:17 (#3), कुलुस्सियों 2:17 (#4), कुलुस्सियों 2:18 (#1), कुलुस्सियों 2:18 (#2), कुलुस्सियों 2:18 (#3), कुलुस्सियों 2:18 (#4), कुलुस्सियों 2:18 (#5), कुलुस्सियों 2:18 (#6), कुलुस्सियों 2:18 (#7), कुलुस्सियों 2:18 (#8), कुलुस्सियों 2:18 (#9), कुलुस्सियों 2:18 (#10), कुलुस्सियों 2:18 (#11), कुलुस्सियों 2:19 (#1), कुलुस्सियों 2:19 (#2), कुलुस्सियों 2:19 (#3), कुलुस्सियों 2:19 (#4), कुलुस्सियों 2:19 (#5), कुलुस्सियों 2:19 (#6), कुलुस्सियों 2:20 (#1), कुलुस्सियों 2:20 (#2), कुलुस्सियों 2:20 (#3), कुलुस्सियों 2:20 (#4), कुलुस्सियों 2:20 (#5), कुलुस्सियों 2:20 (#6), कुलुस्सियों 2:20 (#7), कुलुस्सियों 2:20 (#8), कुलुस्सियों 2:20 (#9), कुलुस्सियों 2:20 (#10), कुलुस्सियों 2:21 (#1), कुलुस्सियों 2:21 (#3), कुलुस्सियों 2:21 (#2), कुलुस्सियों 2:22 (#1), कुलुस्सियों 2:22 (#2), कुलुस्सियों 2:22 (#3), कुलुस्सियों 2:22 (#4), कुलुस्सियों 2:22 (#5), कुलुस्सियों 2:22 (#6), कुलुस्सियों 2:23 (#1), कुलुस्सियों 2:23 (#2), कुलुस्सियों 2:23 (#3), कुलुस्सियों 2:23 (#4), कुलुस्सियों 2:23 (#5), कुलुस्सियों 2:23 (#6), कुलुस्सियों 2:23 (#7), कुलुस्सियों 2:23 (#8), कुलुस्सियों 2:23 (#9), कुलुस्सियों 2:23 (#10), कुलुस्सियों 3:1 (#1), कुलुस्सियों 3:1 (#2), कुलुस्सियों 3:1 (#3), कुलुस्सियों 3:1 (#4), कुलुस्सियों 3:1 (#5), कुलुस्सियों 3:1 (#6), कुलुस्सियों 3:1 (#7), कुलुस्सियों 3:1 (#8), कुलुस्सियों 3:2 (#1), कुलुस्सियों 3:2 (#2), कुलुस्सियों 3:2 (#3), कुलुस्सियों 3:3 (#1), कुलुस्सियों 3:3 (#2), कुलुस्सियों 3:3 (#3), कुलुस्सियों 3:3 (#4), कुलुस्सियों 3:3 (#5), कुलुस्सियों 3:4 (#1), कुलुस्सियों 3:4 (#2), कुलुस्सियों 3:4 (#3), कुलुस्सियों 3:4 (#4), कुलुस्सियों 3:4 (#5), कुलुस्सियों 3:4 (#6), कुलुस्सियों 3:4 (#7), कुलुस्सियों 3:5 (#1), कुलुस्सियों 3:5 (#2), कुलुस्सियों 3:5 (#3), कुलुस्सियों 3:5 (#4), कुलुस्सियों 3:5 (#5), कुलुस्सियों 3:5 (#6), कुलुस्सियों 3:5 (#7), कुलुस्सियों 3:5 (#8), कुलुस्सियों 3:5 (#9), कुलुस्सियों 3:5 (#10), कुलुस्सियों 3:6 (#1), कुलुस्सियों 3:6 (#2), कुलुस्सियों 3:6 (#3), कुलुस्सियों 3:6 (#4), कुलुस्सियों 3:6 (#5), कुलुस्सियों 3:7 (#1), कुलुस्सियों 3:7 (#2), कुलुस्सियों 3:7 (#3), कुलुस्सियों 3:7 (#4), कुलुस्सियों 3:7 (#5), कुलुस्सियों 3:7 (#6), कुलुस्सियों 3:8 (#1), कुलुस्सियों 3:8 (#2), कुलुस्सियों 3:8 (#3), कुलुस्सियों 3:8 (#4), कुलुस्सियों 3:8 (#5), कुलुस्सियों 3:8 (#6), कुलुस्सियों 3:8 (#7), कुलुस्सियों 3:9 (#1), कुलुस्सियों 3:9 (#2), कुलुस्सियों 3:9 (#3), कुलुस्सियों 3:9 (#4), कुलुस्सियों 3:9 (#5), कुलुस्सियों 3:10 (#1), कुलुस्सियों 3:10 (#2), कुलुस्सियों 3:10 (#3), कुलुस्सियों 3:10 (#4), कुलुस्सियों 3:10 (#5), कुलुस्सियों 3:10 (#6), कुलुस्सियों 3:10 (#7), कुलुस्सियों 3:10 (#8), कुलुस्सियों 3:10 (#9), कुलुस्सियों 3:10 (#10), कुलुस्सियों 3:10 (#11), कुलुस्सियों 3:10 (#12), कुलुस्सियों 3:11 (#1), कुलुस्सियों 3:11 (#2), कुलुस्सियों 3:11 (#3), कुलुस्सियों 3:11 (#4), कुलुस्सियों 3:11 (#5), कुलुस्सियों 3:11 (#6), कुलुस्सियों 3:11 (#7), कुलुस्सियों 3:12 (#1), कुलुस्सियों 3:12 (#2), कुलुस्सियों 3:12 (#3), कुलुस्सियों 3:12 (#4), कुलुस्सियों 3:12 (#5), कुलुस्सियों 3:12 (#6), कुलुस्सियों 3:12 (#7), कुलुस्सियों 3:12 (#8), कुलुस्सियों 3:12 (#9), कुलुस्सियों 3:13 (#1), कुलुस्सियों 3:13 (#2), कुलुस्सियों 3:13 (#3), कुलुस्सियों 3:13 (#4), कुलुस्सियों 3:13 (#5), कुलुस्सियों 3:13 (#6), कुलुस्सियों 3:13 (#7), कुलुस्सियों 3:13 (#8), कुलुस्सियों 3:14 (#1), कुलुस्सियों 3:14 (#2), कुलुस्सियों 3:14 (#3), कुलुस्सियों 3:14 (#4), कुलुस्सियों 3:14 (#5), कुलुस्सियों 3:14 (#6), कुलुस्सियों 3:15 (#1), कुलुस्सियों 3:15 (#2), कुलुस्सियों 3:15 (#3), कुलुस्सियों 3:15 (#4), कुलुस्सियों 3:15 (#5), कुलुस्सियों 3:15 (#6), कुलुस्सियों 3:15 (#7), कुलुस्सियों 3:16 (#1), कुलुस्सियों 3:16 (#2), कुलुस्सियों 3:16 (#3), कुलुस्सियों 3:16 (#4), कुलुस्सियों 3:16 (#5), कुलुस्सियों 3:16 (#6), कुलुस्सियों 3:16 (#7), कुलुस्सियों 3:16 (#8), कुलुस्सियों 3:16 (#9), कुलुस्सियों 3:16 (#10), कुलुस्सियों 3:16 (#11), कुलुस्सियों 3:16 (#12), कुलुस्सियों 3:16 (#13), कुलुस्सियों 3:17 (#1), कुलुस्सियों 3:17 (#2), कुलुस्सियों 3:17 (#3), कुलुस्सियों 3:17 (#4), कुलुस्सियों 3:17 (#5), कुलुस्सियों 3:18 (#1), कुलुस्सियों 3:18 (#2), कुलुस्सियों 3:18 (#3), कुलुस्सियों 3:18 (#4), कुलुस्सियों 3:18 (#5), कुलुस्सियों 3:18 (#6), कुलुस्सियों 3:19 (#1), कुलुस्सियों 3:19 (#2), कुलुस्सियों 3:19 (#3), कुलुस्सियों 3:20 (#1), कुलुस्सियों 3:20 (#2), कुलुस्सियों 3:20 (#3), कुलुस्सियों 3:20 (#4), कुलुस्सियों 3:20 (#5), कुलुस्सियों 3:20 (#6), कुलुस्सियों 3:20 (#7), कुलुस्सियों 3:21 (#1), कुलुस्सियों 3:21 (#2), कुलुस्सियों 3:21 (#3), कुलुस्सियों 3:21 (#4), कुलुस्सियों 3:21 (#5), कुलुस्सियों 3:22 (#1), कुलुस्सियों 3:22 (#2), कुलुस्सियों 3:22 (#3), कुलुस्सियों 3:22 (#4), कुलुस्सियों 3:22 (#5), कुलुस्सियों 3:22 (#6), कुलुस्सियों 3:22 (#7), कुलुस्सियों 3:22 (#8), कुलुस्सियों 3:22 (#9), कुलुस्सियों 3:22 (#10), कुलुस्सियों 3:23 (#1), कुलुस्सियों 3:23 (#2), कुलुस्सियों 3:23 (#3), कुलुस्सियों 3:23 (#4), कुलुस्सियों 3:24 (#1), कुलुस्सियों 3:24 (#2), कुलुस्सियों 3:24 (#3), कुलुस्सियों 3:24 (#4), कुलुस्सियों 3:25 (#1), कुलुस्सियों 3:25 (#2), कुलुस्सियों 3:25 (#3), कुलुस्सियों 3:25 (#4), कुलुस्सियों 3:25 (#5), कुलुस्सियों 4:1 (#1), कुलुस्सियों 4:1 (#2), कुलुस्सियों 4:1 (#3), कुलुस्सियों 4:1 (#4), कुलुस्सियों 4:1 (#5), कुलुस्सियों 4:2 (#1), कुलुस्सियों 4:2 (#2), कुलुस्सियों 4:2 (#3), कुलुस्सियों 4:2 (#4), कुलुस्सियों 4:3 (#1), कुलुस्सियों 4:3 (#2), कुलुस्सियों 4:3 (#3), कुलुस्सियों 4:3 (#4), कुलुस्सियों 4:3 (#5), कुलुस्सियों 4:3 (#6), कुलुस्सियों 4:3 (#7), कुलुस्सियों 4:3 (#8), कुलुस्सियों 4:3 (#9), कुलुस्सियों 4:3 (#10), कुलुस्सियों 4:3 (#11), कुलुस्सियों 4:3 (#12), कुलुस्सियों 4:4 (#1), कुलुस्सियों 4:4 (#2), कुलुस्सियों 4:4 (#3), कुलुस्सियों 4:4 (#4), कुलुस्सियों 4:5 (#1), कुलुस्सियों 4:5 (#2), कुलुस्सियों 4:5 (#3), कुलुस्सियों 4:5 (#4), कुलुस्सियों 4:5 (#5), कुलुस्सियों 4:6 (#1), कुलुस्सियों 4:6 (#2), कुलुस्सियों 4:6 (#3), कुलुस्सियों 4:6 (#4), कुलुस्सियों 4:6 (#5), कुलुस्सियों 4:6 (#6), कुलुस्सियों 4:6 (#7), कुलुस्सियों 4:7 (#1), कुलुस्सियों 4:7 (#2), कुलुस्सियों 4:7 (#3), कुलुस्सियों 4:7 (#4), कुलुस्सियों 4:7 (#5), कुलुस्सियों 4:7 (#6), कुलुस्सियों 4:8 (#1), कुलुस्सियों 4:8 (#2), कुलुस्सियों 4:8 (#3), कुलुस्सियों 4:8 (#4), कुलुस्सियों 4:8 (#5), कुलुस्सियों 4:8 (#6), कुलुस्सियों 4:8 (#7), कुलुस्सियों 4:9 (#1), कुलुस्सियों 4:9 (#2), कुलुस्सियों 4:9 (#3), कुलुस्सियों 4:9 (#4), कुलुस्सियों 4:9 (#5), कुलुस्सियों 4:10 (#1), कुलुस्सियों 4:10 (#2), कुलुस्सियों 4:10 (#3), कुलुस्सियों 4:10 (#4), कुलुस्सियों 4:10 (#5), कुलुस्सियों 4:10 (#6), कुलुस्सियों 4:10 (#7), कुलुस्सियों 4:10 (#8), कुलुस्सियों 4:10 (#9), कुलुस्सियों 4:11 (#1), कुलुस्सियों 4:11 (#2), कुलुस्सियों 4:11 (#3), कुलुस्सियों 4:11 (#4), कुलुस्सियों 4:11 (#5), कुलुस्सियों 4:11 (#6), कुलुस्सियों 4:11 (#7), कुलुस्सियों 4:11 (#8), कुलुस्सियों 4:12 (#1), कुलुस्सियों 4:12 (#2), कुलुस्सियों 4:12 (#3), कुलुस्सियों 4:12 (#4), कुलुस्सियों 4:12 (#5), कुलुस्सियों 4:12 (#6), कुलुस्सियों 4:12 (#7), कुलुस्सियों 4:12 (#8), कुलुस्सियों 4:12 (#9), कुलुस्सियों 4:12 (#10), कुलुस्सियों 4:13 (#1), कुलुस्सियों 4:13 (#2), कुलुस्सियों 4:13 (#3), कुलुस्सियों 4:13 (#4), कुलुस्सियों 4:14 (#1), कुलुस्सियों 4:14 (#2), कुलुस्सियों 4:14 (#3), कुलुस्सियों 4:15 (#1), कुलुस्सियों 4:15 (#2), कुलुस्सियों 4:15 (#3), कुलुस्सियों 4:15 (#4), कुलुस्सियों 4:16 (#1), कुलुस्सियों 4:16 (#2), कुलुस्सियों 4:16 (#3), कुलुस्सियों 4:16 (#4), कुलुस्सियों 4:17 (#1), कुलुस्सियों 4:17 (#2), कुलुस्सियों 4:17 (#3), कुलुस्सियों 4:17 (#4), कुलुस्सियों 4:17 (#5), कुलुस्सियों 4:17 (#6), कुलुस्सियों 4:17 (#7), कुलुस्सियों 4:17 (#8), कुलुस्सियों 4:18 (#1), कुलुस्सियों 4:18 (#2), कुलुस्सियों 4:18 (#3), कुलुस्सियों 4:18 (#4), कुलुस्सियों 4:18 (#5), कुलुस्सियों 4:18 (#6)</w:t>
       </w:r>
       <w:r>
         <w:rPr>

--- a/hin/docx/51.content.docx
+++ b/hin/docx/51.content.docx
@@ -19,7 +19,7 @@
         <w:rPr>
           <w:lang w:val="hi_IN" w:bidi="hi_IN"/>
         </w:rPr>
-        <w:t>Resource: अनुवाद नोट्स (अनफोल्डिंग वर्ड)</w:t>
+        <w:t>Resource: unfoldingWord® Translation Notes</w:t>
       </w:r>
       <w:r>
         <w:rPr>
@@ -90,7 +90,7 @@
         <w:rPr>
           <w:lang w:val="hi_IN" w:bidi="hi_IN"/>
         </w:rPr>
-        <w:t>अनुवाद नोट्स (अनफोल्डिंग वर्ड)</w:t>
+        <w:t>unfoldingWord® Translation Notes</w:t>
       </w:r>
     </w:p>
     <w:p>

--- a/hin/docx/51.content.docx
+++ b/hin/docx/51.content.docx
@@ -1601,7 +1601,7 @@
           <w:b/>
           <w:lang w:val="hi_IN" w:bidi="hi_IN"/>
         </w:rPr>
-        <w:t>τὴν ἀγάπην ἣν ἔχετε εἰς πάντας τοὺς ἁγίους,</w:t>
+        <w:t>τὴν ἀγάπην ἣν ἔχετε εἰς πάντας τοὺς ἁγίους</w:t>
       </w:r>
     </w:p>
     <w:p>
@@ -4225,7 +4225,7 @@
           <w:b/>
           <w:lang w:val="hi_IN" w:bidi="hi_IN"/>
         </w:rPr>
-        <w:t>πληρωθῆτε τὴν ἐπίγνωσιν τοῦ θελήματος αὐτοῦ ἐν πάσῃ σοφίᾳ καὶ συνέσει πνευματικῇ,</w:t>
+        <w:t>πληρωθῆτε τὴν ἐπίγνωσιν τοῦ θελήματος αὐτοῦ ἐν πάσῃ σοφίᾳ καὶ συνέσει πνευματικῇ</w:t>
       </w:r>
     </w:p>
     <w:p>
@@ -6401,7 +6401,7 @@
           <w:b/>
           <w:lang w:val="hi_IN" w:bidi="hi_IN"/>
         </w:rPr>
-        <w:t>τὴν μερίδα τοῦ κλήρου</w:t>
+        <w:t>εἰς τὴν μερίδα τοῦ κλήρου</w:t>
       </w:r>
     </w:p>
     <w:p>
@@ -12595,7 +12595,7 @@
           <w:b/>
           <w:lang w:val="hi_IN" w:bidi="hi_IN"/>
         </w:rPr>
-        <w:t>τῇ διανοίᾳ ἐν τοῖς ἔργοις τοῖς πονηροῖς,</w:t>
+        <w:t>τῇ διανοίᾳ ἐν τοῖς ἔργοις τοῖς πονηροῖς</w:t>
       </w:r>
     </w:p>
     <w:p>
@@ -25080,7 +25080,7 @@
           <w:b/>
           <w:lang w:val="hi_IN" w:bidi="hi_IN"/>
         </w:rPr>
-        <w:t>τὸ στερέωμα &amp; πίστεως ὑμῶν</w:t>
+        <w:t>τὸ στερέωμα τῆς &amp; πίστεως ὑμῶν</w:t>
       </w:r>
     </w:p>
     <w:p>
@@ -25230,7 +25230,7 @@
           <w:b/>
           <w:lang w:val="hi_IN" w:bidi="hi_IN"/>
         </w:rPr>
-        <w:t>τὸ στερέωμα &amp; πίστεως ὑμῶν</w:t>
+        <w:t>τὸ στερέωμα τῆς &amp; πίστεως ὑμῶν</w:t>
       </w:r>
     </w:p>
     <w:p>
@@ -25509,7 +25509,7 @@
           <w:b/>
           <w:lang w:val="hi_IN" w:bidi="hi_IN"/>
         </w:rPr>
-        <w:t>ὡς &amp; παρελάβετε τὸν Χριστὸν Ἰησοῦν τὸν Κύριον, ἐν αὐτῷ περιπατεῖτε,</w:t>
+        <w:t>ὡς &amp; παρελάβετε τὸν Χριστὸν Ἰησοῦν τὸν Κύριον, ἐν αὐτῷ περιπατεῖτε</w:t>
       </w:r>
     </w:p>
     <w:p>
@@ -32232,7 +32232,7 @@
           <w:b/>
           <w:lang w:val="hi_IN" w:bidi="hi_IN"/>
         </w:rPr>
-        <w:t>ἐξαλείψας τὸ καθ’ ἡμῶν χειρόγραφον τοῖς δόγμασιν, ὃ ἦν ὑπεναντίον ἡμῖν, καὶ αὐτὸ ἦρκεν ἐκ τοῦ μέσου, προσηλώσας αὐτὸ τῷ σταυρῷ;</w:t>
+        <w:t>ἐξαλείψας τὸ καθ’ ἡμῶν χειρόγραφον τοῖς δόγμασιν, ὃ ἦν ὑπεναντίον ἡμῖν, καὶ αὐτὸ ἦρκεν ἐκ τοῦ μέσου, προσηλώσας αὐτὸ τῷ σταυρῷ</w:t>
       </w:r>
     </w:p>
     <w:p>
@@ -32819,7 +32819,7 @@
           <w:b/>
           <w:lang w:val="hi_IN" w:bidi="hi_IN"/>
         </w:rPr>
-        <w:t>ἀπεκδυσάμενος &amp; ἐδειγμάτισεν ἐν παρρησίᾳ &amp; θριαμβεύσας</w:t>
+        <w:t>ἀπεκδυσάμενος &amp; ἐδειγμάτισεν ἐν παρρησίᾳ, θριαμβεύσας</w:t>
       </w:r>
     </w:p>
     <w:p>
@@ -37858,7 +37858,7 @@
           <w:b/>
           <w:lang w:val="hi_IN" w:bidi="hi_IN"/>
         </w:rPr>
-        <w:t>μὴ ἅψῃ! μηδὲ γεύσῃ! μηδὲ θίγῃς!</w:t>
+        <w:t>μὴ ἅψῃ! μηδὲ γεύσῃ! μηδὲ θίγῃς</w:t>
       </w:r>
     </w:p>
     <w:p>
@@ -37954,7 +37954,7 @@
           <w:b/>
           <w:lang w:val="hi_IN" w:bidi="hi_IN"/>
         </w:rPr>
-        <w:t>μὴ ἅψῃ! μηδὲ γεύσῃ! μηδὲ θίγῃς!</w:t>
+        <w:t>μὴ ἅψῃ! μηδὲ γεύσῃ! μηδὲ θίγῃς</w:t>
       </w:r>
     </w:p>
     <w:p>
@@ -39448,7 +39448,7 @@
           <w:b/>
           <w:lang w:val="hi_IN" w:bidi="hi_IN"/>
         </w:rPr>
-        <w:t>λόγον μὲν ἔχοντα σοφίας ἐν ἐθελοθρησκείᾳ καὶ ταπεινοφροσύνῃ, ἀφειδίᾳ σώματος,</w:t>
+        <w:t>λόγον μὲν ἔχοντα σοφίας ἐν ἐθελοθρησκείᾳ καὶ ταπεινοφροσύνῃ, ἀφειδίᾳ σώματος</w:t>
       </w:r>
     </w:p>
     <w:p>
@@ -43873,7 +43873,7 @@
           <w:b/>
           <w:lang w:val="hi_IN" w:bidi="hi_IN"/>
         </w:rPr>
-        <w:t>πορνείαν, ἀκαθαρσίαν, πάθος, ἐπιθυμίαν κακήν, καὶ τὴν πλεονεξίαν, ἥτις ἐστὶν εἰδωλολατρία;</w:t>
+        <w:t>πορνείαν, ἀκαθαρσίαν, πάθος, ἐπιθυμίαν κακήν, καὶ τὴν πλεονεξίαν, ἥτις ἐστὶν εἰδωλολατρία</w:t>
       </w:r>
     </w:p>
     <w:p>
@@ -45015,7 +45015,7 @@
           <w:b/>
           <w:lang w:val="hi_IN" w:bidi="hi_IN"/>
         </w:rPr>
-        <w:t>ἔρχεται ἡ ὀργὴ τοῦ Θεοῦ,</w:t>
+        <w:t>ἔρχεται ἡ ὀργὴ τοῦ Θεοῦ</w:t>
       </w:r>
     </w:p>
     <w:p>
@@ -45139,7 +45139,7 @@
           <w:b/>
           <w:lang w:val="hi_IN" w:bidi="hi_IN"/>
         </w:rPr>
-        <w:t>ἡ ὀργὴ τοῦ Θεοῦ,</w:t>
+        <w:t>ἡ ὀργὴ τοῦ Θεοῦ</w:t>
       </w:r>
     </w:p>
     <w:p>
@@ -45940,7 +45940,7 @@
           <w:b/>
           <w:lang w:val="hi_IN" w:bidi="hi_IN"/>
         </w:rPr>
-        <w:t>ἐν οἷς καὶ ὑμεῖς περιεπατήσατέ ποτε ὅτε ἐζῆτε ἐν τούτοις.</w:t>
+        <w:t>ἐν οἷς καὶ ὑμεῖς περιεπατήσατέ ποτε ὅτε ἐζῆτε ἐν τούτοις</w:t>
       </w:r>
     </w:p>
     <w:p>
@@ -48247,7 +48247,7 @@
           <w:b/>
           <w:lang w:val="hi_IN" w:bidi="hi_IN"/>
         </w:rPr>
-        <w:t>εἰς ἐπίγνωσιν,</w:t>
+        <w:t>εἰς ἐπίγνωσιν</w:t>
       </w:r>
     </w:p>
     <w:p>
@@ -50805,7 +50805,7 @@
           <w:b/>
           <w:lang w:val="hi_IN" w:bidi="hi_IN"/>
         </w:rPr>
-        <w:t>σπλάγχνα οἰκτιρμοῦ, χρηστότητα, ταπεινοφροσύνην, πραΰτητα, μακροθυμίαν;</w:t>
+        <w:t>σπλάγχνα οἰκτιρμοῦ, χρηστότητα, ταπεινοφροσύνην, πραΰτητα, μακροθυμίαν</w:t>
       </w:r>
     </w:p>
     <w:p>
@@ -55602,7 +55602,7 @@
           <w:b/>
           <w:lang w:val="hi_IN" w:bidi="hi_IN"/>
         </w:rPr>
-        <w:t>ἐν τῇ χάριτι,</w:t>
+        <w:t>ἐν τῇ χάριτι</w:t>
       </w:r>
     </w:p>
     <w:p>
@@ -70966,7 +70966,7 @@
           <w:b/>
           <w:lang w:val="hi_IN" w:bidi="hi_IN"/>
         </w:rPr>
-        <w:t>οἱ ὄντες ἐκ περιτομῆς οὗτοι, μόνοι συνεργοὶ εἰς τὴν Βασιλείαν τοῦ Θεοῦ, οἵτινες ἐγενήθησάν μοι παρηγορία.</w:t>
+        <w:t>οἱ ὄντες ἐκ περιτομῆς οὗτοι, μόνοι συνεργοὶ εἰς τὴν Βασιλείαν τοῦ Θεοῦ, οἵτινες ἐγενήθησάν μοι παρηγορία</w:t>
       </w:r>
     </w:p>
     <w:p>
@@ -73396,7 +73396,7 @@
           <w:b/>
           <w:lang w:val="hi_IN" w:bidi="hi_IN"/>
         </w:rPr>
-        <w:t>ἀσπάζεται ὑμᾶς Λουκᾶς, ὁ ἰατρὸς ὁ ἀγαπητὸς, καὶ Δημᾶς.</w:t>
+        <w:t>ἀσπάζεται ὑμᾶς Λουκᾶς, ὁ ἰατρὸς ὁ ἀγαπητὸς, καὶ Δημᾶς</w:t>
       </w:r>
     </w:p>
     <w:p>
@@ -74763,7 +74763,7 @@
           <w:b/>
           <w:lang w:val="hi_IN" w:bidi="hi_IN"/>
         </w:rPr>
-        <w:t>εἴπατε Ἀρχίππῳ, βλέπε τὴν διακονίαν ἣν παρέλαβες ἐν Κυρίῳ, ἵνα αὐτὴν πληροῖς.</w:t>
+        <w:t>εἴπατε Ἀρχίππῳ, βλέπε τὴν διακονίαν ἣν παρέλαβες ἐν Κυρίῳ, ἵνα αὐτὴν πληροῖς</w:t>
       </w:r>
     </w:p>
     <w:p>

--- a/hin/docx/51.content.docx
+++ b/hin/docx/51.content.docx
@@ -968,21 +968,6 @@
           <w:b/>
           <w:lang w:val="hi_IN" w:bidi="hi_IN"/>
         </w:rPr>
-        <w:t>χάρις ὑμῖν καὶ εἰρήνη ἀπὸ Θεοῦ Πατρὸς ἡμῶν καὶ Κυρίου Ἰησοῦ Χριστοῦ</w:t>
-      </w:r>
-    </w:p>
-    <w:p>
-      <w:pPr/>
-      <w:r>
-        <w:rPr>
-          <w:lang w:val="hi_IN" w:bidi="hi_IN"/>
-        </w:rPr>
-      </w:r>
-      <w:r>
-        <w:rPr>
-          <w:b/>
-          <w:lang w:val="hi_IN" w:bidi="hi_IN"/>
-        </w:rPr>
         <w:t>"के नाम"</w:t>
       </w:r>
       <w:r>
@@ -1216,21 +1201,6 @@
           <w:b/>
           <w:lang w:val="hi_IN" w:bidi="hi_IN"/>
         </w:rPr>
-        <w:t>εὐχαριστοῦμεν &amp; ἡμῶν</w:t>
-      </w:r>
-    </w:p>
-    <w:p>
-      <w:pPr/>
-      <w:r>
-        <w:rPr>
-          <w:lang w:val="hi_IN" w:bidi="hi_IN"/>
-        </w:rPr>
-      </w:r>
-      <w:r>
-        <w:rPr>
-          <w:b/>
-          <w:lang w:val="hi_IN" w:bidi="hi_IN"/>
-        </w:rPr>
         <w:t>"हम"</w:t>
       </w:r>
       <w:r>
@@ -1601,21 +1571,6 @@
           <w:b/>
           <w:lang w:val="hi_IN" w:bidi="hi_IN"/>
         </w:rPr>
-        <w:t>τὴν ἀγάπην ἣν ἔχετε εἰς πάντας τοὺς ἁγίους</w:t>
-      </w:r>
-    </w:p>
-    <w:p>
-      <w:pPr/>
-      <w:r>
-        <w:rPr>
-          <w:lang w:val="hi_IN" w:bidi="hi_IN"/>
-        </w:rPr>
-      </w:r>
-      <w:r>
-        <w:rPr>
-          <w:b/>
-          <w:lang w:val="hi_IN" w:bidi="hi_IN"/>
-        </w:rPr>
         <w:t>"कि"</w:t>
       </w:r>
       <w:r>
@@ -3004,21 +2959,6 @@
           <w:b/>
           <w:lang w:val="hi_IN" w:bidi="hi_IN"/>
         </w:rPr>
-        <w:t>ἡμῶν &amp; ἡμῶν</w:t>
-      </w:r>
-    </w:p>
-    <w:p>
-      <w:pPr/>
-      <w:r>
-        <w:rPr>
-          <w:lang w:val="hi_IN" w:bidi="hi_IN"/>
-        </w:rPr>
-      </w:r>
-      <w:r>
-        <w:rPr>
-          <w:b/>
-          <w:lang w:val="hi_IN" w:bidi="hi_IN"/>
-        </w:rPr>
         <w:t>"हमारे"</w:t>
       </w:r>
       <w:r>
@@ -3416,21 +3356,6 @@
           <w:b/>
           <w:lang w:val="hi_IN" w:bidi="hi_IN"/>
         </w:rPr>
-        <w:t>ἡμεῖς &amp; ἠκούσαμεν, οὐ παυόμεθα</w:t>
-      </w:r>
-    </w:p>
-    <w:p>
-      <w:pPr/>
-      <w:r>
-        <w:rPr>
-          <w:lang w:val="hi_IN" w:bidi="hi_IN"/>
-        </w:rPr>
-      </w:r>
-      <w:r>
-        <w:rPr>
-          <w:b/>
-          <w:lang w:val="hi_IN" w:bidi="hi_IN"/>
-        </w:rPr>
         <w:t>"सुना है, हम"</w:t>
       </w:r>
       <w:r>
@@ -3540,21 +3465,6 @@
           <w:b/>
           <w:lang w:val="hi_IN" w:bidi="hi_IN"/>
         </w:rPr>
-        <w:t>ἀφ’ ἧς ἡμέρας ἠκούσαμεν</w:t>
-      </w:r>
-    </w:p>
-    <w:p>
-      <w:pPr/>
-      <w:r>
-        <w:rPr>
-          <w:lang w:val="hi_IN" w:bidi="hi_IN"/>
-        </w:rPr>
-      </w:r>
-      <w:r>
-        <w:rPr>
-          <w:b/>
-          <w:lang w:val="hi_IN" w:bidi="hi_IN"/>
-        </w:rPr>
         <w:t>"जिस दिन"</w:t>
       </w:r>
       <w:r>
@@ -4088,21 +3998,6 @@
           <w:b/>
           <w:lang w:val="hi_IN" w:bidi="hi_IN"/>
         </w:rPr>
-        <w:t>πληρωθῆτε τὴν ἐπίγνωσιν τοῦ θελήματος αὐτοῦ</w:t>
-      </w:r>
-    </w:p>
-    <w:p>
-      <w:pPr/>
-      <w:r>
-        <w:rPr>
-          <w:lang w:val="hi_IN" w:bidi="hi_IN"/>
-        </w:rPr>
-      </w:r>
-      <w:r>
-        <w:rPr>
-          <w:b/>
-          <w:lang w:val="hi_IN" w:bidi="hi_IN"/>
-        </w:rPr>
         <w:t>"की इच्छा पहचान"</w:t>
       </w:r>
       <w:r>
@@ -4225,21 +4120,6 @@
           <w:b/>
           <w:lang w:val="hi_IN" w:bidi="hi_IN"/>
         </w:rPr>
-        <w:t>πληρωθῆτε τὴν ἐπίγνωσιν τοῦ θελήματος αὐτοῦ ἐν πάσῃ σοφίᾳ καὶ συνέσει πνευματικῇ</w:t>
-      </w:r>
-    </w:p>
-    <w:p>
-      <w:pPr/>
-      <w:r>
-        <w:rPr>
-          <w:lang w:val="hi_IN" w:bidi="hi_IN"/>
-        </w:rPr>
-      </w:r>
-      <w:r>
-        <w:rPr>
-          <w:b/>
-          <w:lang w:val="hi_IN" w:bidi="hi_IN"/>
-        </w:rPr>
         <w:t>"तुम सारे आत्मिक ज्ञान और समझ सहित परमेश्वर की इच्छा की पहचान में परिपूर्ण हो जाओ"</w:t>
       </w:r>
     </w:p>
@@ -5086,21 +4966,6 @@
           <w:b/>
           <w:lang w:val="hi_IN" w:bidi="hi_IN"/>
         </w:rPr>
-        <w:t>αὐξανόμενοι τῇ ἐπιγνώσει τοῦ Θεοῦ</w:t>
-      </w:r>
-    </w:p>
-    <w:p>
-      <w:pPr/>
-      <w:r>
-        <w:rPr>
-          <w:lang w:val="hi_IN" w:bidi="hi_IN"/>
-        </w:rPr>
-      </w:r>
-      <w:r>
-        <w:rPr>
-          <w:b/>
-          <w:lang w:val="hi_IN" w:bidi="hi_IN"/>
-        </w:rPr>
         <w:t>"परमेश्वर की पहचान में बढ़ते"</w:t>
       </w:r>
     </w:p>
@@ -5869,21 +5734,6 @@
           <w:b/>
           <w:lang w:val="hi_IN" w:bidi="hi_IN"/>
         </w:rPr>
-        <w:t>πᾶσαν ὑπομονὴν καὶ μακροθυμίαν μετὰ χαρᾶς</w:t>
-      </w:r>
-    </w:p>
-    <w:p>
-      <w:pPr/>
-      <w:r>
-        <w:rPr>
-          <w:lang w:val="hi_IN" w:bidi="hi_IN"/>
-        </w:rPr>
-      </w:r>
-      <w:r>
-        <w:rPr>
-          <w:b/>
-          <w:lang w:val="hi_IN" w:bidi="hi_IN"/>
-        </w:rPr>
         <w:t>"और"</w:t>
       </w:r>
       <w:r>
@@ -5986,6 +5836,21 @@
           <w:b/>
           <w:lang w:val="hi_IN" w:bidi="hi_IN"/>
         </w:rPr>
+        <w:t>εὐχαριστοῦντες</w:t>
+      </w:r>
+    </w:p>
+    <w:p>
+      <w:pPr/>
+      <w:r>
+        <w:rPr>
+          <w:lang w:val="hi_IN" w:bidi="hi_IN"/>
+        </w:rPr>
+      </w:r>
+      <w:r>
+        <w:rPr>
+          <w:b/>
+          <w:lang w:val="hi_IN" w:bidi="hi_IN"/>
+        </w:rPr>
         <w:t>"धन्यवाद करते रहो"</w:t>
       </w:r>
     </w:p>
@@ -6159,21 +6024,6 @@
         <w:rPr>
           <w:lang w:val="hi_IN" w:bidi="hi_IN"/>
         </w:rPr>
-      </w:r>
-    </w:p>
-    <w:p>
-      <w:pPr/>
-      <w:r>
-        <w:rPr>
-          <w:lang w:val="hi_IN" w:bidi="hi_IN"/>
-        </w:rPr>
-      </w:r>
-      <w:r>
-        <w:rPr>
-          <w:b/>
-          <w:lang w:val="hi_IN" w:bidi="hi_IN"/>
-        </w:rPr>
-        <w:t>ἱκανώσαντι ὑμᾶς</w:t>
       </w:r>
     </w:p>
     <w:p>
@@ -6856,21 +6706,6 @@
           <w:b/>
           <w:lang w:val="hi_IN" w:bidi="hi_IN"/>
         </w:rPr>
-        <w:t>τῆς ἐξουσίας τοῦ σκότους</w:t>
-      </w:r>
-    </w:p>
-    <w:p>
-      <w:pPr/>
-      <w:r>
-        <w:rPr>
-          <w:lang w:val="hi_IN" w:bidi="hi_IN"/>
-        </w:rPr>
-      </w:r>
-      <w:r>
-        <w:rPr>
-          <w:b/>
-          <w:lang w:val="hi_IN" w:bidi="hi_IN"/>
-        </w:rPr>
         <w:t>"अंधकार के वश"</w:t>
       </w:r>
     </w:p>
@@ -7925,21 +7760,6 @@
           <w:b/>
           <w:lang w:val="hi_IN" w:bidi="hi_IN"/>
         </w:rPr>
-        <w:t>ἔχομεν τὴν ἀπολύτρωσιν, τὴν ἄφεσιν τῶν ἁμαρτιῶν</w:t>
-      </w:r>
-    </w:p>
-    <w:p>
-      <w:pPr/>
-      <w:r>
-        <w:rPr>
-          <w:lang w:val="hi_IN" w:bidi="hi_IN"/>
-        </w:rPr>
-      </w:r>
-      <w:r>
-        <w:rPr>
-          <w:b/>
-          <w:lang w:val="hi_IN" w:bidi="hi_IN"/>
-        </w:rPr>
         <w:t>"हमें छुटकारा पापों की क्षमा प्राप्त होती है"</w:t>
       </w:r>
     </w:p>
@@ -8695,7 +8515,7 @@
           <w:b/>
           <w:lang w:val="hi_IN" w:bidi="hi_IN"/>
         </w:rPr>
-        <w:t>ὅτι ἐν αὐτῷ ἐκτίσθη τὰ πάντα</w:t>
+        <w:t>τὰ πάντα δι’ αὐτοῦ καὶ εἰς αὐτὸν ἔκτισται</w:t>
       </w:r>
     </w:p>
     <w:p>
@@ -9380,21 +9200,6 @@
           <w:b/>
           <w:lang w:val="hi_IN" w:bidi="hi_IN"/>
         </w:rPr>
-        <w:t>τὰ πάντα δι’ αὐτοῦ καὶ εἰς αὐτὸν ἔκτισται</w:t>
-      </w:r>
-    </w:p>
-    <w:p>
-      <w:pPr/>
-      <w:r>
-        <w:rPr>
-          <w:lang w:val="hi_IN" w:bidi="hi_IN"/>
-        </w:rPr>
-      </w:r>
-      <w:r>
-        <w:rPr>
-          <w:b/>
-          <w:lang w:val="hi_IN" w:bidi="hi_IN"/>
-        </w:rPr>
         <w:t>"सारी वस्तुएँ उसी के द्वारा और उसी के लिये सृजी गई हैं"</w:t>
       </w:r>
     </w:p>
@@ -9478,21 +9283,6 @@
           <w:b/>
           <w:lang w:val="hi_IN" w:bidi="hi_IN"/>
         </w:rPr>
-        <w:t>δι’ αὐτοῦ &amp; ἔκτισται</w:t>
-      </w:r>
-    </w:p>
-    <w:p>
-      <w:pPr/>
-      <w:r>
-        <w:rPr>
-          <w:lang w:val="hi_IN" w:bidi="hi_IN"/>
-        </w:rPr>
-      </w:r>
-      <w:r>
-        <w:rPr>
-          <w:b/>
-          <w:lang w:val="hi_IN" w:bidi="hi_IN"/>
-        </w:rPr>
         <w:t>"उसी के द्वारा"</w:t>
       </w:r>
       <w:r>
@@ -11897,21 +11687,6 @@
           <w:b/>
           <w:lang w:val="hi_IN" w:bidi="hi_IN"/>
         </w:rPr>
-        <w:t>τὰ πάντα εἰς αὐτόν &amp; εἴτε τὰ ἐπὶ τῆς γῆς, εἴτε τὰ ἐν τοῖς οὐρανοῖς</w:t>
-      </w:r>
-    </w:p>
-    <w:p>
-      <w:pPr/>
-      <w:r>
-        <w:rPr>
-          <w:lang w:val="hi_IN" w:bidi="hi_IN"/>
-        </w:rPr>
-      </w:r>
-      <w:r>
-        <w:rPr>
-          <w:b/>
-          <w:lang w:val="hi_IN" w:bidi="hi_IN"/>
-        </w:rPr>
         <w:t>"पर"</w:t>
       </w:r>
       <w:r>
@@ -12086,21 +11861,6 @@
           <w:b/>
           <w:lang w:val="hi_IN" w:bidi="hi_IN"/>
         </w:rPr>
-        <w:t>εἴτε τὰ ἐπὶ τῆς γῆς, εἴτε τὰ ἐν τοῖς οὐρανοῖς</w:t>
-      </w:r>
-    </w:p>
-    <w:p>
-      <w:pPr/>
-      <w:r>
-        <w:rPr>
-          <w:lang w:val="hi_IN" w:bidi="hi_IN"/>
-        </w:rPr>
-      </w:r>
-      <w:r>
-        <w:rPr>
-          <w:b/>
-          <w:lang w:val="hi_IN" w:bidi="hi_IN"/>
-        </w:rPr>
         <w:t>"से"</w:t>
       </w:r>
       <w:r>
@@ -13528,21 +13288,6 @@
           <w:b/>
           <w:lang w:val="hi_IN" w:bidi="hi_IN"/>
         </w:rPr>
-        <w:t>παραστῆσαι ὑμᾶς ἁγίους, καὶ ἀμώμους, καὶ ἀνεγκλήτους, κατενώπιον αὐτοῦ</w:t>
-      </w:r>
-    </w:p>
-    <w:p>
-      <w:pPr/>
-      <w:r>
-        <w:rPr>
-          <w:lang w:val="hi_IN" w:bidi="hi_IN"/>
-        </w:rPr>
-      </w:r>
-      <w:r>
-        <w:rPr>
-          <w:b/>
-          <w:lang w:val="hi_IN" w:bidi="hi_IN"/>
-        </w:rPr>
         <w:t>"तुम्हारा भी"</w:t>
       </w:r>
       <w:r>
@@ -15444,21 +15189,6 @@
           <w:b/>
           <w:lang w:val="hi_IN" w:bidi="hi_IN"/>
         </w:rPr>
-        <w:t>ἐν τοῖς παθήμασιν ὑπὲρ ὑμῶν</w:t>
-      </w:r>
-    </w:p>
-    <w:p>
-      <w:pPr/>
-      <w:r>
-        <w:rPr>
-          <w:lang w:val="hi_IN" w:bidi="hi_IN"/>
-        </w:rPr>
-      </w:r>
-      <w:r>
-        <w:rPr>
-          <w:b/>
-          <w:lang w:val="hi_IN" w:bidi="hi_IN"/>
-        </w:rPr>
         <w:t>"दुःखों के कारण"</w:t>
       </w:r>
       <w:r>
@@ -16559,21 +16289,6 @@
           <w:b/>
           <w:lang w:val="hi_IN" w:bidi="hi_IN"/>
         </w:rPr>
-        <w:t>τὴν δοθεῖσάν μοι</w:t>
-      </w:r>
-    </w:p>
-    <w:p>
-      <w:pPr/>
-      <w:r>
-        <w:rPr>
-          <w:lang w:val="hi_IN" w:bidi="hi_IN"/>
-        </w:rPr>
-      </w:r>
-      <w:r>
-        <w:rPr>
-          <w:b/>
-          <w:lang w:val="hi_IN" w:bidi="hi_IN"/>
-        </w:rPr>
         <w:t>"मुझे सौंपा गया,"</w:t>
       </w:r>
       <w:r>
@@ -16878,21 +16593,6 @@
         <w:rPr>
           <w:lang w:val="hi_IN" w:bidi="hi_IN"/>
         </w:rPr>
-      </w:r>
-    </w:p>
-    <w:p>
-      <w:pPr/>
-      <w:r>
-        <w:rPr>
-          <w:lang w:val="hi_IN" w:bidi="hi_IN"/>
-        </w:rPr>
-      </w:r>
-      <w:r>
-        <w:rPr>
-          <w:b/>
-          <w:lang w:val="hi_IN" w:bidi="hi_IN"/>
-        </w:rPr>
-        <w:t>τὸ μυστήριον τὸ ἀποκεκρυμμένον</w:t>
       </w:r>
     </w:p>
     <w:p>
@@ -18853,21 +18553,6 @@
           <w:b/>
           <w:lang w:val="hi_IN" w:bidi="hi_IN"/>
         </w:rPr>
-        <w:t>ἡμεῖς καταγγέλλομεν &amp; παραστήσωμεν</w:t>
-      </w:r>
-    </w:p>
-    <w:p>
-      <w:pPr/>
-      <w:r>
-        <w:rPr>
-          <w:lang w:val="hi_IN" w:bidi="hi_IN"/>
-        </w:rPr>
-      </w:r>
-      <w:r>
-        <w:rPr>
-          <w:b/>
-          <w:lang w:val="hi_IN" w:bidi="hi_IN"/>
-        </w:rPr>
         <w:t>"प्रचार करके हम"</w:t>
       </w:r>
       <w:r>
@@ -20083,21 +19768,6 @@
         <w:rPr>
           <w:lang w:val="hi_IN" w:bidi="hi_IN"/>
         </w:rPr>
-      </w:r>
-    </w:p>
-    <w:p>
-      <w:pPr/>
-      <w:r>
-        <w:rPr>
-          <w:lang w:val="hi_IN" w:bidi="hi_IN"/>
-        </w:rPr>
-      </w:r>
-      <w:r>
-        <w:rPr>
-          <w:b/>
-          <w:lang w:val="hi_IN" w:bidi="hi_IN"/>
-        </w:rPr>
-        <w:t>κατὰ τὴν ἐνέργειαν αὐτοῦ, τὴν ἐνεργουμένην</w:t>
       </w:r>
     </w:p>
     <w:p>
@@ -20779,21 +20449,6 @@
           <w:b/>
           <w:lang w:val="hi_IN" w:bidi="hi_IN"/>
         </w:rPr>
-        <w:t>ὑπὲρ ὑμῶν, καὶ τῶν ἐν Λαοδικίᾳ, καὶ ὅσοι οὐχ ἑόρακαν τὸ πρόσωπόν μου ἐν σαρκί</w:t>
-      </w:r>
-    </w:p>
-    <w:p>
-      <w:pPr/>
-      <w:r>
-        <w:rPr>
-          <w:lang w:val="hi_IN" w:bidi="hi_IN"/>
-        </w:rPr>
-      </w:r>
-      <w:r>
-        <w:rPr>
-          <w:b/>
-          <w:lang w:val="hi_IN" w:bidi="hi_IN"/>
-        </w:rPr>
         <w:t>"कि"</w:t>
       </w:r>
       <w:r>
@@ -21568,21 +21223,6 @@
           <w:b/>
           <w:lang w:val="hi_IN" w:bidi="hi_IN"/>
         </w:rPr>
-        <w:t>παρακληθῶσιν αἱ καρδίαι αὐτῶν, συμβιβασθέντες</w:t>
-      </w:r>
-    </w:p>
-    <w:p>
-      <w:pPr/>
-      <w:r>
-        <w:rPr>
-          <w:lang w:val="hi_IN" w:bidi="hi_IN"/>
-        </w:rPr>
-      </w:r>
-      <w:r>
-        <w:rPr>
-          <w:b/>
-          <w:lang w:val="hi_IN" w:bidi="hi_IN"/>
-        </w:rPr>
         <w:t>"उनके मनों"</w:t>
       </w:r>
       <w:r>
@@ -22233,21 +21873,6 @@
           <w:b/>
           <w:lang w:val="hi_IN" w:bidi="hi_IN"/>
         </w:rPr>
-        <w:t>εἰς πᾶν πλοῦτος τῆς πληροφορίας τῆς συνέσεως; εἰς ἐπίγνωσιν τοῦ μυστηρίου τοῦ Θεοῦ, Χριστοῦ</w:t>
-      </w:r>
-    </w:p>
-    <w:p>
-      <w:pPr/>
-      <w:r>
-        <w:rPr>
-          <w:lang w:val="hi_IN" w:bidi="hi_IN"/>
-        </w:rPr>
-      </w:r>
-      <w:r>
-        <w:rPr>
-          <w:b/>
-          <w:lang w:val="hi_IN" w:bidi="hi_IN"/>
-        </w:rPr>
         <w:t>"को"</w:t>
       </w:r>
       <w:r>
@@ -22832,21 +22457,6 @@
         <w:rPr>
           <w:lang w:val="hi_IN" w:bidi="hi_IN"/>
         </w:rPr>
-      </w:r>
-    </w:p>
-    <w:p>
-      <w:pPr/>
-      <w:r>
-        <w:rPr>
-          <w:lang w:val="hi_IN" w:bidi="hi_IN"/>
-        </w:rPr>
-      </w:r>
-      <w:r>
-        <w:rPr>
-          <w:b/>
-          <w:lang w:val="hi_IN" w:bidi="hi_IN"/>
-        </w:rPr>
-        <w:t>εἰσιν πάντες οἱ θησαυροὶ τῆς σοφίας καὶ γνώσεως ἀπόκρυφοι</w:t>
       </w:r>
     </w:p>
     <w:p>
@@ -23673,21 +23283,6 @@
           <w:b/>
           <w:lang w:val="hi_IN" w:bidi="hi_IN"/>
         </w:rPr>
-        <w:t>μηδεὶς ὑμᾶς παραλογίζηται</w:t>
-      </w:r>
-    </w:p>
-    <w:p>
-      <w:pPr/>
-      <w:r>
-        <w:rPr>
-          <w:lang w:val="hi_IN" w:bidi="hi_IN"/>
-        </w:rPr>
-      </w:r>
-      <w:r>
-        <w:rPr>
-          <w:b/>
-          <w:lang w:val="hi_IN" w:bidi="hi_IN"/>
-        </w:rPr>
         <w:t>"कोई मनुष्य तुम्हें"</w:t>
       </w:r>
       <w:r>
@@ -29033,21 +28628,6 @@
           <w:b/>
           <w:lang w:val="hi_IN" w:bidi="hi_IN"/>
         </w:rPr>
-        <w:t>καὶ περιετμήθητε περιτομῇ ἀχειροποιήτῳ, ἐν τῇ ἀπεκδύσει τοῦ σώματος τῆς σαρκός, ἐν τῇ περιτομῇ τοῦ Χριστοῦ</w:t>
-      </w:r>
-    </w:p>
-    <w:p>
-      <w:pPr/>
-      <w:r>
-        <w:rPr>
-          <w:lang w:val="hi_IN" w:bidi="hi_IN"/>
-        </w:rPr>
-      </w:r>
-      <w:r>
-        <w:rPr>
-          <w:b/>
-          <w:lang w:val="hi_IN" w:bidi="hi_IN"/>
-        </w:rPr>
         <w:t>"तुम्हारा ऐसा खतना हुआ है, जो हाथ से नहीं होता परन्तु मसीह का खतना हुआ, जिससे शारीरिक देह उतार दी जाती है"</w:t>
       </w:r>
     </w:p>
@@ -29183,21 +28763,6 @@
           <w:b/>
           <w:lang w:val="hi_IN" w:bidi="hi_IN"/>
         </w:rPr>
-        <w:t>ἐν ᾧ καὶ περιετμήθητε</w:t>
-      </w:r>
-    </w:p>
-    <w:p>
-      <w:pPr/>
-      <w:r>
-        <w:rPr>
-          <w:lang w:val="hi_IN" w:bidi="hi_IN"/>
-        </w:rPr>
-      </w:r>
-      <w:r>
-        <w:rPr>
-          <w:b/>
-          <w:lang w:val="hi_IN" w:bidi="hi_IN"/>
-        </w:rPr>
         <w:t>"उसी में तुम्हारा ऐसा खतना हुआ"</w:t>
       </w:r>
       <w:r>
@@ -29294,21 +28859,6 @@
           <w:b/>
           <w:lang w:val="hi_IN" w:bidi="hi_IN"/>
         </w:rPr>
-        <w:t>ἐν τῇ ἀπεκδύσει τοῦ σώματος τῆς σαρκός</w:t>
-      </w:r>
-    </w:p>
-    <w:p>
-      <w:pPr/>
-      <w:r>
-        <w:rPr>
-          <w:lang w:val="hi_IN" w:bidi="hi_IN"/>
-        </w:rPr>
-      </w:r>
-      <w:r>
-        <w:rPr>
-          <w:b/>
-          <w:lang w:val="hi_IN" w:bidi="hi_IN"/>
-        </w:rPr>
         <w:t>"जो"</w:t>
       </w:r>
       <w:r>
@@ -30403,21 +29953,6 @@
           <w:b/>
           <w:lang w:val="hi_IN" w:bidi="hi_IN"/>
         </w:rPr>
-        <w:t>συνηγέρθητε &amp; τοῦ ἐγείραντος αὐτὸν ἐκ νεκρῶν</w:t>
-      </w:r>
-    </w:p>
-    <w:p>
-      <w:pPr/>
-      <w:r>
-        <w:rPr>
-          <w:lang w:val="hi_IN" w:bidi="hi_IN"/>
-        </w:rPr>
-      </w:r>
-      <w:r>
-        <w:rPr>
-          <w:b/>
-          <w:lang w:val="hi_IN" w:bidi="hi_IN"/>
-        </w:rPr>
         <w:t>"उसको मरे हुओं में से जिलाया,"</w:t>
       </w:r>
       <w:r>
@@ -30788,21 +30323,6 @@
           <w:b/>
           <w:lang w:val="hi_IN" w:bidi="hi_IN"/>
         </w:rPr>
-        <w:t>ὑμᾶς νεκροὺς ὄντας ἐν τοῖς παραπτώμασιν καὶ τῇ ἀκροβυστίᾳ τῆς σαρκὸς ὑμῶν, συνεζωοποίησεν ὑμᾶς</w:t>
-      </w:r>
-    </w:p>
-    <w:p>
-      <w:pPr/>
-      <w:r>
-        <w:rPr>
-          <w:lang w:val="hi_IN" w:bidi="hi_IN"/>
-        </w:rPr>
-      </w:r>
-      <w:r>
-        <w:rPr>
-          <w:b/>
-          <w:lang w:val="hi_IN" w:bidi="hi_IN"/>
-        </w:rPr>
         <w:t>"तुम्हें"</w:t>
       </w:r>
       <w:r>
@@ -31582,21 +31102,6 @@
         <w:rPr>
           <w:lang w:val="hi_IN" w:bidi="hi_IN"/>
         </w:rPr>
-      </w:r>
-    </w:p>
-    <w:p>
-      <w:pPr/>
-      <w:r>
-        <w:rPr>
-          <w:lang w:val="hi_IN" w:bidi="hi_IN"/>
-        </w:rPr>
-      </w:r>
-      <w:r>
-        <w:rPr>
-          <w:b/>
-          <w:lang w:val="hi_IN" w:bidi="hi_IN"/>
-        </w:rPr>
-        <w:t>ἐν τοῖς παραπτώμασιν καὶ τῇ ἀκροβυστίᾳ τῆς σαρκὸς ὑμῶν</w:t>
       </w:r>
     </w:p>
     <w:p>
@@ -32232,21 +31737,6 @@
           <w:b/>
           <w:lang w:val="hi_IN" w:bidi="hi_IN"/>
         </w:rPr>
-        <w:t>ἐξαλείψας τὸ καθ’ ἡμῶν χειρόγραφον τοῖς δόγμασιν, ὃ ἦν ὑπεναντίον ἡμῖν, καὶ αὐτὸ ἦρκεν ἐκ τοῦ μέσου, προσηλώσας αὐτὸ τῷ σταυρῷ</w:t>
-      </w:r>
-    </w:p>
-    <w:p>
-      <w:pPr/>
-      <w:r>
-        <w:rPr>
-          <w:lang w:val="hi_IN" w:bidi="hi_IN"/>
-        </w:rPr>
-      </w:r>
-      <w:r>
-        <w:rPr>
-          <w:b/>
-          <w:lang w:val="hi_IN" w:bidi="hi_IN"/>
-        </w:rPr>
         <w:t>"और विधियों वह लेख और जो हमारे पर और हमारे मिटा डाला; और उसे क्रूस पर कीलों से जड़कर सामने से हटा दिया है"</w:t>
       </w:r>
     </w:p>
@@ -32342,21 +31832,6 @@
         <w:rPr>
           <w:lang w:val="hi_IN" w:bidi="hi_IN"/>
         </w:rPr>
-      </w:r>
-    </w:p>
-    <w:p>
-      <w:pPr/>
-      <w:r>
-        <w:rPr>
-          <w:lang w:val="hi_IN" w:bidi="hi_IN"/>
-        </w:rPr>
-      </w:r>
-      <w:r>
-        <w:rPr>
-          <w:b/>
-          <w:lang w:val="hi_IN" w:bidi="hi_IN"/>
-        </w:rPr>
-        <w:t>καθ’ ἡμῶν &amp; ὃ ἦν ὑπεναντίον ἡμῖν</w:t>
       </w:r>
     </w:p>
     <w:p>
@@ -35277,21 +34752,6 @@
           <w:b/>
           <w:lang w:val="hi_IN" w:bidi="hi_IN"/>
         </w:rPr>
-        <w:t>εἰκῇ φυσιούμενος ὑπὸ τοῦ νοὸς τῆς σαρκὸς αὐτοῦ</w:t>
-      </w:r>
-    </w:p>
-    <w:p>
-      <w:pPr/>
-      <w:r>
-        <w:rPr>
-          <w:lang w:val="hi_IN" w:bidi="hi_IN"/>
-        </w:rPr>
-      </w:r>
-      <w:r>
-        <w:rPr>
-          <w:b/>
-          <w:lang w:val="hi_IN" w:bidi="hi_IN"/>
-        </w:rPr>
         <w:t>"अपनी शारीरिक समझ पर व्यर्थ फूलता"</w:t>
       </w:r>
     </w:p>
@@ -35832,21 +35292,6 @@
           <w:b/>
           <w:lang w:val="hi_IN" w:bidi="hi_IN"/>
         </w:rPr>
-        <w:t>τὴν κεφαλήν, ἐξ οὗ πᾶν τὸ σῶμα διὰ τῶν ἁφῶν καὶ συνδέσμων ἐπιχορηγούμενον καὶ συμβιβαζόμενον, αὔξει τὴν αὔξησιν τοῦ Θεοῦ</w:t>
-      </w:r>
-    </w:p>
-    <w:p>
-      <w:pPr/>
-      <w:r>
-        <w:rPr>
-          <w:lang w:val="hi_IN" w:bidi="hi_IN"/>
-        </w:rPr>
-      </w:r>
-      <w:r>
-        <w:rPr>
-          <w:b/>
-          <w:lang w:val="hi_IN" w:bidi="hi_IN"/>
-        </w:rPr>
         <w:t>"उस शिरोमणि"</w:t>
       </w:r>
       <w:r>
@@ -35994,21 +35439,6 @@
         <w:rPr>
           <w:lang w:val="hi_IN" w:bidi="hi_IN"/>
         </w:rPr>
-      </w:r>
-    </w:p>
-    <w:p>
-      <w:pPr/>
-      <w:r>
-        <w:rPr>
-          <w:lang w:val="hi_IN" w:bidi="hi_IN"/>
-        </w:rPr>
-      </w:r>
-      <w:r>
-        <w:rPr>
-          <w:b/>
-          <w:lang w:val="hi_IN" w:bidi="hi_IN"/>
-        </w:rPr>
-        <w:t>ἐξ οὗ πᾶν τὸ σῶμα διὰ τῶν ἁφῶν καὶ συνδέσμων ἐπιχορηγούμενον καὶ συμβιβαζόμενον</w:t>
       </w:r>
     </w:p>
     <w:p>
@@ -37101,21 +36531,6 @@
           <w:b/>
           <w:lang w:val="hi_IN" w:bidi="hi_IN"/>
         </w:rPr>
-        <w:t>τί ὡς ζῶντες ἐν κόσμῳ δογματίζεσθε</w:t>
-      </w:r>
-    </w:p>
-    <w:p>
-      <w:pPr/>
-      <w:r>
-        <w:rPr>
-          <w:lang w:val="hi_IN" w:bidi="hi_IN"/>
-        </w:rPr>
-      </w:r>
-      <w:r>
-        <w:rPr>
-          <w:b/>
-          <w:lang w:val="hi_IN" w:bidi="hi_IN"/>
-        </w:rPr>
         <w:t>"क्यों उनके समान जो संसार में जीवन बिताते हैं ऐसी विधियों के वश में क्यों रहते"</w:t>
       </w:r>
     </w:p>
@@ -37635,21 +37050,6 @@
         <w:rPr>
           <w:lang w:val="hi_IN" w:bidi="hi_IN"/>
         </w:rPr>
-      </w:r>
-    </w:p>
-    <w:p>
-      <w:pPr/>
-      <w:r>
-        <w:rPr>
-          <w:lang w:val="hi_IN" w:bidi="hi_IN"/>
-        </w:rPr>
-      </w:r>
-      <w:r>
-        <w:rPr>
-          <w:b/>
-          <w:lang w:val="hi_IN" w:bidi="hi_IN"/>
-        </w:rPr>
-        <w:t>δογματίζεσθε</w:t>
       </w:r>
     </w:p>
     <w:p>
@@ -38724,21 +38124,6 @@
           <w:b/>
           <w:lang w:val="hi_IN" w:bidi="hi_IN"/>
         </w:rPr>
-        <w:t>τὰ ἐντάλματα καὶ διδασκαλίας τῶν ἀνθρώπων</w:t>
-      </w:r>
-    </w:p>
-    <w:p>
-      <w:pPr/>
-      <w:r>
-        <w:rPr>
-          <w:lang w:val="hi_IN" w:bidi="hi_IN"/>
-        </w:rPr>
-      </w:r>
-      <w:r>
-        <w:rPr>
-          <w:b/>
-          <w:lang w:val="hi_IN" w:bidi="hi_IN"/>
-        </w:rPr>
         <w:t>"मनुष्यों की आज्ञाओं और शिक्षाओं"</w:t>
       </w:r>
     </w:p>
@@ -39434,21 +38819,6 @@
         <w:rPr>
           <w:lang w:val="hi_IN" w:bidi="hi_IN"/>
         </w:rPr>
-      </w:r>
-    </w:p>
-    <w:p>
-      <w:pPr/>
-      <w:r>
-        <w:rPr>
-          <w:lang w:val="hi_IN" w:bidi="hi_IN"/>
-        </w:rPr>
-      </w:r>
-      <w:r>
-        <w:rPr>
-          <w:b/>
-          <w:lang w:val="hi_IN" w:bidi="hi_IN"/>
-        </w:rPr>
-        <w:t>λόγον μὲν ἔχοντα σοφίας ἐν ἐθελοθρησκείᾳ καὶ ταπεινοφροσύνῃ, ἀφειδίᾳ σώματος</w:t>
       </w:r>
     </w:p>
     <w:p>
@@ -42222,21 +41592,6 @@
           <w:b/>
           <w:lang w:val="hi_IN" w:bidi="hi_IN"/>
         </w:rPr>
-        <w:t>ἡ ζωὴ ὑμῶν κέκρυπται σὺν τῷ Χριστῷ ἐν τῷ Θεῷ</w:t>
-      </w:r>
-    </w:p>
-    <w:p>
-      <w:pPr/>
-      <w:r>
-        <w:rPr>
-          <w:lang w:val="hi_IN" w:bidi="hi_IN"/>
-        </w:rPr>
-      </w:r>
-      <w:r>
-        <w:rPr>
-          <w:b/>
-          <w:lang w:val="hi_IN" w:bidi="hi_IN"/>
-        </w:rPr>
         <w:t>"तुम"</w:t>
       </w:r>
       <w:r>
@@ -43859,21 +43214,6 @@
         <w:rPr>
           <w:lang w:val="hi_IN" w:bidi="hi_IN"/>
         </w:rPr>
-      </w:r>
-    </w:p>
-    <w:p>
-      <w:pPr/>
-      <w:r>
-        <w:rPr>
-          <w:lang w:val="hi_IN" w:bidi="hi_IN"/>
-        </w:rPr>
-      </w:r>
-      <w:r>
-        <w:rPr>
-          <w:b/>
-          <w:lang w:val="hi_IN" w:bidi="hi_IN"/>
-        </w:rPr>
-        <w:t>πορνείαν, ἀκαθαρσίαν, πάθος, ἐπιθυμίαν κακήν, καὶ τὴν πλεονεξίαν, ἥτις ἐστὶν εἰδωλολατρία</w:t>
       </w:r>
     </w:p>
     <w:p>
@@ -46374,21 +45714,6 @@
           <w:b/>
           <w:lang w:val="hi_IN" w:bidi="hi_IN"/>
         </w:rPr>
-        <w:t>ὀργήν, θυμόν, κακίαν, βλασφημίαν, αἰσχρολογίαν ἐκ τοῦ στόματος ὑμῶν</w:t>
-      </w:r>
-    </w:p>
-    <w:p>
-      <w:pPr/>
-      <w:r>
-        <w:rPr>
-          <w:lang w:val="hi_IN" w:bidi="hi_IN"/>
-        </w:rPr>
-      </w:r>
-      <w:r>
-        <w:rPr>
-          <w:b/>
-          <w:lang w:val="hi_IN" w:bidi="hi_IN"/>
-        </w:rPr>
         <w:t>"पर"</w:t>
       </w:r>
       <w:r>
@@ -49560,21 +48885,6 @@
           <w:b/>
           <w:lang w:val="hi_IN" w:bidi="hi_IN"/>
         </w:rPr>
-        <w:t>οὐκ ἔνι Ἕλλην καὶ Ἰουδαῖος, περιτομὴ καὶ ἀκροβυστία, βάρβαρος, Σκύθης, δοῦλος, ἐλεύθερος</w:t>
-      </w:r>
-    </w:p>
-    <w:p>
-      <w:pPr/>
-      <w:r>
-        <w:rPr>
-          <w:lang w:val="hi_IN" w:bidi="hi_IN"/>
-        </w:rPr>
-      </w:r>
-      <w:r>
-        <w:rPr>
-          <w:b/>
-          <w:lang w:val="hi_IN" w:bidi="hi_IN"/>
-        </w:rPr>
         <w:t>"उसमें न"</w:t>
       </w:r>
       <w:r>
@@ -51464,21 +50774,6 @@
           <w:b/>
           <w:lang w:val="hi_IN" w:bidi="hi_IN"/>
         </w:rPr>
-        <w:t>ἀνεχόμενοι ἀλλήλων καὶ χαριζόμενοι ἑαυτοῖς, ἐάν τις πρός τινα ἔχῃ μομφήν</w:t>
-      </w:r>
-    </w:p>
-    <w:p>
-      <w:pPr/>
-      <w:r>
-        <w:rPr>
-          <w:lang w:val="hi_IN" w:bidi="hi_IN"/>
-        </w:rPr>
-      </w:r>
-      <w:r>
-        <w:rPr>
-          <w:b/>
-          <w:lang w:val="hi_IN" w:bidi="hi_IN"/>
-        </w:rPr>
         <w:t>"यदि किसी को किसी दोष देने कोई कारण तो एक दूसरे सह लो, और एक दूसरे अपराध क्षमा करो:"</w:t>
       </w:r>
       <w:r>
@@ -52044,21 +51339,6 @@
         <w:rPr>
           <w:lang w:val="hi_IN" w:bidi="hi_IN"/>
         </w:rPr>
-      </w:r>
-    </w:p>
-    <w:p>
-      <w:pPr/>
-      <w:r>
-        <w:rPr>
-          <w:lang w:val="hi_IN" w:bidi="hi_IN"/>
-        </w:rPr>
-      </w:r>
-      <w:r>
-        <w:rPr>
-          <w:b/>
-          <w:lang w:val="hi_IN" w:bidi="hi_IN"/>
-        </w:rPr>
-        <w:t>καθὼς καὶ ὁ Κύριος ἐχαρίσατο ὑμῖν, οὕτως καὶ ὑμεῖς</w:t>
       </w:r>
     </w:p>
     <w:p>
@@ -54063,21 +53343,6 @@
           <w:b/>
           <w:lang w:val="hi_IN" w:bidi="hi_IN"/>
         </w:rPr>
-        <w:t>εὐχάριστοι γίνεσθε</w:t>
-      </w:r>
-    </w:p>
-    <w:p>
-      <w:pPr/>
-      <w:r>
-        <w:rPr>
-          <w:lang w:val="hi_IN" w:bidi="hi_IN"/>
-        </w:rPr>
-      </w:r>
-      <w:r>
-        <w:rPr>
-          <w:b/>
-          <w:lang w:val="hi_IN" w:bidi="hi_IN"/>
-        </w:rPr>
         <w:t>"धन्यवादी बने"</w:t>
       </w:r>
     </w:p>
@@ -62905,21 +62170,6 @@
           <w:b/>
           <w:lang w:val="hi_IN" w:bidi="hi_IN"/>
         </w:rPr>
-        <w:t>τῇ προσευχῇ προσκαρτερεῖτε</w:t>
-      </w:r>
-    </w:p>
-    <w:p>
-      <w:pPr/>
-      <w:r>
-        <w:rPr>
-          <w:lang w:val="hi_IN" w:bidi="hi_IN"/>
-        </w:rPr>
-      </w:r>
-      <w:r>
-        <w:rPr>
-          <w:b/>
-          <w:lang w:val="hi_IN" w:bidi="hi_IN"/>
-        </w:rPr>
         <w:t>"प्रार्थना में लगे रहो"</w:t>
       </w:r>
     </w:p>
@@ -65052,21 +64302,6 @@
           <w:b/>
           <w:lang w:val="hi_IN" w:bidi="hi_IN"/>
         </w:rPr>
-        <w:t>φανερώσω αὐτὸ</w:t>
-      </w:r>
-    </w:p>
-    <w:p>
-      <w:pPr/>
-      <w:r>
-        <w:rPr>
-          <w:lang w:val="hi_IN" w:bidi="hi_IN"/>
-        </w:rPr>
-      </w:r>
-      <w:r>
-        <w:rPr>
-          <w:b/>
-          <w:lang w:val="hi_IN" w:bidi="hi_IN"/>
-        </w:rPr>
         <w:t>"प्रगट करूँ"</w:t>
       </w:r>
     </w:p>
@@ -66653,21 +65888,6 @@
           <w:b/>
           <w:lang w:val="hi_IN" w:bidi="hi_IN"/>
         </w:rPr>
-        <w:t>πῶς δεῖ ὑμᾶς &amp; ἀποκρίνεσθαι</w:t>
-      </w:r>
-    </w:p>
-    <w:p>
-      <w:pPr/>
-      <w:r>
-        <w:rPr>
-          <w:lang w:val="hi_IN" w:bidi="hi_IN"/>
-        </w:rPr>
-      </w:r>
-      <w:r>
-        <w:rPr>
-          <w:b/>
-          <w:lang w:val="hi_IN" w:bidi="hi_IN"/>
-        </w:rPr>
         <w:t>"तुम्हें"</w:t>
       </w:r>
       <w:r>
@@ -66899,21 +66119,6 @@
           <w:b/>
           <w:lang w:val="hi_IN" w:bidi="hi_IN"/>
         </w:rPr>
-        <w:t>τὰ κατ’ ἐμὲ πάντα γνωρίσει ὑμῖν Τυχικὸς, ὁ ἀγαπητὸς ἀδελφὸς, καὶ πιστὸς διάκονος, καὶ σύνδουλος ἐν Κυρίῳ</w:t>
-      </w:r>
-    </w:p>
-    <w:p>
-      <w:pPr/>
-      <w:r>
-        <w:rPr>
-          <w:lang w:val="hi_IN" w:bidi="hi_IN"/>
-        </w:rPr>
-      </w:r>
-      <w:r>
-        <w:rPr>
-          <w:b/>
-          <w:lang w:val="hi_IN" w:bidi="hi_IN"/>
-        </w:rPr>
         <w:t>"प्रिय भाई और विश्वासयोग्य सेवक, तुखिकुस जो प्रभु में मेरा सहकर्मी मेरी सब बातें तुम्हें बता"</w:t>
       </w:r>
     </w:p>
@@ -67146,21 +66351,6 @@
         <w:rPr>
           <w:lang w:val="hi_IN" w:bidi="hi_IN"/>
         </w:rPr>
-      </w:r>
-    </w:p>
-    <w:p>
-      <w:pPr/>
-      <w:r>
-        <w:rPr>
-          <w:lang w:val="hi_IN" w:bidi="hi_IN"/>
-        </w:rPr>
-      </w:r>
-      <w:r>
-        <w:rPr>
-          <w:b/>
-          <w:lang w:val="hi_IN" w:bidi="hi_IN"/>
-        </w:rPr>
-        <w:t>Τυχικὸς</w:t>
       </w:r>
     </w:p>
     <w:p>
@@ -68666,21 +67856,6 @@
           <w:b/>
           <w:lang w:val="hi_IN" w:bidi="hi_IN"/>
         </w:rPr>
-        <w:t>Ὀνησίμῳ</w:t>
-      </w:r>
-    </w:p>
-    <w:p>
-      <w:pPr/>
-      <w:r>
-        <w:rPr>
-          <w:lang w:val="hi_IN" w:bidi="hi_IN"/>
-        </w:rPr>
-      </w:r>
-      <w:r>
-        <w:rPr>
-          <w:b/>
-          <w:lang w:val="hi_IN" w:bidi="hi_IN"/>
-        </w:rPr>
         <w:t>"उनेसिमुस"</w:t>
       </w:r>
       <w:r>
@@ -69211,21 +68386,6 @@
           <w:b/>
           <w:lang w:val="hi_IN" w:bidi="hi_IN"/>
         </w:rPr>
-        <w:t>Ἀρίσταρχος &amp; Μᾶρκος &amp; Βαρναβᾶ</w:t>
-      </w:r>
-    </w:p>
-    <w:p>
-      <w:pPr/>
-      <w:r>
-        <w:rPr>
-          <w:lang w:val="hi_IN" w:bidi="hi_IN"/>
-        </w:rPr>
-      </w:r>
-      <w:r>
-        <w:rPr>
-          <w:b/>
-          <w:lang w:val="hi_IN" w:bidi="hi_IN"/>
-        </w:rPr>
         <w:t>"अरिस्तर्खुस"</w:t>
       </w:r>
       <w:r>
@@ -70371,21 +69531,6 @@
         <w:rPr>
           <w:lang w:val="hi_IN" w:bidi="hi_IN"/>
         </w:rPr>
-      </w:r>
-    </w:p>
-    <w:p>
-      <w:pPr/>
-      <w:r>
-        <w:rPr>
-          <w:lang w:val="hi_IN" w:bidi="hi_IN"/>
-        </w:rPr>
-      </w:r>
-      <w:r>
-        <w:rPr>
-          <w:b/>
-          <w:lang w:val="hi_IN" w:bidi="hi_IN"/>
-        </w:rPr>
-        <w:t>Ἰησοῦς &amp; Ἰοῦστος</w:t>
       </w:r>
     </w:p>
     <w:p>
@@ -73285,21 +72430,6 @@
           <w:b/>
           <w:lang w:val="hi_IN" w:bidi="hi_IN"/>
         </w:rPr>
-        <w:t>Λουκᾶς &amp; Δημᾶς</w:t>
-      </w:r>
-    </w:p>
-    <w:p>
-      <w:pPr/>
-      <w:r>
-        <w:rPr>
-          <w:lang w:val="hi_IN" w:bidi="hi_IN"/>
-        </w:rPr>
-      </w:r>
-      <w:r>
-        <w:rPr>
-          <w:b/>
-          <w:lang w:val="hi_IN" w:bidi="hi_IN"/>
-        </w:rPr>
         <w:t>"लूका"</w:t>
       </w:r>
       <w:r>
@@ -73766,21 +72896,6 @@
           <w:b/>
           <w:lang w:val="hi_IN" w:bidi="hi_IN"/>
         </w:rPr>
-        <w:t>Νύμφαν</w:t>
-      </w:r>
-    </w:p>
-    <w:p>
-      <w:pPr/>
-      <w:r>
-        <w:rPr>
-          <w:lang w:val="hi_IN" w:bidi="hi_IN"/>
-        </w:rPr>
-      </w:r>
-      <w:r>
-        <w:rPr>
-          <w:b/>
-          <w:lang w:val="hi_IN" w:bidi="hi_IN"/>
-        </w:rPr>
         <w:t>"नुमफास"</w:t>
       </w:r>
     </w:p>
@@ -74125,21 +73240,6 @@
           <w:b/>
           <w:lang w:val="hi_IN" w:bidi="hi_IN"/>
         </w:rPr>
-        <w:t>ἀναγνωσθῇ παρ’ ὑμῖν ἡ ἐπιστολή &amp; ἀναγνωσθῇ</w:t>
-      </w:r>
-    </w:p>
-    <w:p>
-      <w:pPr/>
-      <w:r>
-        <w:rPr>
-          <w:lang w:val="hi_IN" w:bidi="hi_IN"/>
-        </w:rPr>
-      </w:r>
-      <w:r>
-        <w:rPr>
-          <w:b/>
-          <w:lang w:val="hi_IN" w:bidi="hi_IN"/>
-        </w:rPr>
         <w:t>"यह पत्र तुम्हारे पढ़ लिया जाए, तो ऐसा करना"</w:t>
       </w:r>
       <w:r>
@@ -74222,21 +73322,6 @@
         <w:rPr>
           <w:lang w:val="hi_IN" w:bidi="hi_IN"/>
         </w:rPr>
-      </w:r>
-    </w:p>
-    <w:p>
-      <w:pPr/>
-      <w:r>
-        <w:rPr>
-          <w:lang w:val="hi_IN" w:bidi="hi_IN"/>
-        </w:rPr>
-      </w:r>
-      <w:r>
-        <w:rPr>
-          <w:b/>
-          <w:lang w:val="hi_IN" w:bidi="hi_IN"/>
-        </w:rPr>
-        <w:t>ποιήσατε ἵνα καὶ ἐν τῇ Λαοδικαίων ἐκκλησίᾳ ἀναγνωσθῇ, καὶ τὴν ἐκ Λαοδικίας ἵνα καὶ ὑμεῖς ἀναγνῶτε</w:t>
       </w:r>
     </w:p>
     <w:p>
@@ -74567,21 +73652,6 @@
           <w:b/>
           <w:lang w:val="hi_IN" w:bidi="hi_IN"/>
         </w:rPr>
-        <w:t>Ἀρχίππῳ</w:t>
-      </w:r>
-    </w:p>
-    <w:p>
-      <w:pPr/>
-      <w:r>
-        <w:rPr>
-          <w:lang w:val="hi_IN" w:bidi="hi_IN"/>
-        </w:rPr>
-      </w:r>
-      <w:r>
-        <w:rPr>
-          <w:b/>
-          <w:lang w:val="hi_IN" w:bidi="hi_IN"/>
-        </w:rPr>
         <w:t>"अरखिप्पुस"</w:t>
       </w:r>
     </w:p>
@@ -74665,21 +73735,6 @@
           <w:b/>
           <w:lang w:val="hi_IN" w:bidi="hi_IN"/>
         </w:rPr>
-        <w:t>βλέπε τὴν διακονίαν ἣν παρέλαβες ἐν Κυρίῳ, ἵνα αὐτὴν πληροῖς</w:t>
-      </w:r>
-    </w:p>
-    <w:p>
-      <w:pPr/>
-      <w:r>
-        <w:rPr>
-          <w:lang w:val="hi_IN" w:bidi="hi_IN"/>
-        </w:rPr>
-      </w:r>
-      <w:r>
-        <w:rPr>
-          <w:b/>
-          <w:lang w:val="hi_IN" w:bidi="hi_IN"/>
-        </w:rPr>
         <w:t>"कि जो सेवा प्रभु में तुझे सौंपी गई है, उसे सावधानी के साथ पूरी करना"</w:t>
       </w:r>
     </w:p>
@@ -74749,21 +73804,6 @@
         <w:rPr>
           <w:lang w:val="hi_IN" w:bidi="hi_IN"/>
         </w:rPr>
-      </w:r>
-    </w:p>
-    <w:p>
-      <w:pPr/>
-      <w:r>
-        <w:rPr>
-          <w:lang w:val="hi_IN" w:bidi="hi_IN"/>
-        </w:rPr>
-      </w:r>
-      <w:r>
-        <w:rPr>
-          <w:b/>
-          <w:lang w:val="hi_IN" w:bidi="hi_IN"/>
-        </w:rPr>
-        <w:t>εἴπατε Ἀρχίππῳ, βλέπε τὴν διακονίαν ἣν παρέλαβες ἐν Κυρίῳ, ἵνα αὐτὴν πληροῖς</w:t>
       </w:r>
     </w:p>
     <w:p>

--- a/hin/docx/51.content.docx
+++ b/hin/docx/51.content.docx
@@ -968,6 +968,21 @@
           <w:b/>
           <w:lang w:val="hi_IN" w:bidi="hi_IN"/>
         </w:rPr>
+        <w:t>χάρις ὑμῖν καὶ εἰρήνη ἀπὸ Θεοῦ Πατρὸς ἡμῶν καὶ Κυρίου Ἰησοῦ Χριστοῦ</w:t>
+      </w:r>
+    </w:p>
+    <w:p>
+      <w:pPr/>
+      <w:r>
+        <w:rPr>
+          <w:lang w:val="hi_IN" w:bidi="hi_IN"/>
+        </w:rPr>
+      </w:r>
+      <w:r>
+        <w:rPr>
+          <w:b/>
+          <w:lang w:val="hi_IN" w:bidi="hi_IN"/>
+        </w:rPr>
         <w:t>"के नाम"</w:t>
       </w:r>
       <w:r>
@@ -1201,6 +1216,21 @@
           <w:b/>
           <w:lang w:val="hi_IN" w:bidi="hi_IN"/>
         </w:rPr>
+        <w:t>εὐχαριστοῦμεν &amp; ἡμῶν</w:t>
+      </w:r>
+    </w:p>
+    <w:p>
+      <w:pPr/>
+      <w:r>
+        <w:rPr>
+          <w:lang w:val="hi_IN" w:bidi="hi_IN"/>
+        </w:rPr>
+      </w:r>
+      <w:r>
+        <w:rPr>
+          <w:b/>
+          <w:lang w:val="hi_IN" w:bidi="hi_IN"/>
+        </w:rPr>
         <w:t>"हम"</w:t>
       </w:r>
       <w:r>
@@ -1571,6 +1601,21 @@
           <w:b/>
           <w:lang w:val="hi_IN" w:bidi="hi_IN"/>
         </w:rPr>
+        <w:t>τὴν ἀγάπην ἣν ἔχετε εἰς πάντας τοὺς ἁγίους</w:t>
+      </w:r>
+    </w:p>
+    <w:p>
+      <w:pPr/>
+      <w:r>
+        <w:rPr>
+          <w:lang w:val="hi_IN" w:bidi="hi_IN"/>
+        </w:rPr>
+      </w:r>
+      <w:r>
+        <w:rPr>
+          <w:b/>
+          <w:lang w:val="hi_IN" w:bidi="hi_IN"/>
+        </w:rPr>
         <w:t>"कि"</w:t>
       </w:r>
       <w:r>
@@ -2959,6 +3004,21 @@
           <w:b/>
           <w:lang w:val="hi_IN" w:bidi="hi_IN"/>
         </w:rPr>
+        <w:t>ἡμῶν &amp; ἡμῶν</w:t>
+      </w:r>
+    </w:p>
+    <w:p>
+      <w:pPr/>
+      <w:r>
+        <w:rPr>
+          <w:lang w:val="hi_IN" w:bidi="hi_IN"/>
+        </w:rPr>
+      </w:r>
+      <w:r>
+        <w:rPr>
+          <w:b/>
+          <w:lang w:val="hi_IN" w:bidi="hi_IN"/>
+        </w:rPr>
         <w:t>"हमारे"</w:t>
       </w:r>
       <w:r>
@@ -3356,6 +3416,21 @@
           <w:b/>
           <w:lang w:val="hi_IN" w:bidi="hi_IN"/>
         </w:rPr>
+        <w:t>ἡμεῖς &amp; ἠκούσαμεν, οὐ παυόμεθα</w:t>
+      </w:r>
+    </w:p>
+    <w:p>
+      <w:pPr/>
+      <w:r>
+        <w:rPr>
+          <w:lang w:val="hi_IN" w:bidi="hi_IN"/>
+        </w:rPr>
+      </w:r>
+      <w:r>
+        <w:rPr>
+          <w:b/>
+          <w:lang w:val="hi_IN" w:bidi="hi_IN"/>
+        </w:rPr>
         <w:t>"सुना है, हम"</w:t>
       </w:r>
       <w:r>
@@ -3465,6 +3540,21 @@
           <w:b/>
           <w:lang w:val="hi_IN" w:bidi="hi_IN"/>
         </w:rPr>
+        <w:t>ἀφ’ ἧς ἡμέρας ἠκούσαμεν</w:t>
+      </w:r>
+    </w:p>
+    <w:p>
+      <w:pPr/>
+      <w:r>
+        <w:rPr>
+          <w:lang w:val="hi_IN" w:bidi="hi_IN"/>
+        </w:rPr>
+      </w:r>
+      <w:r>
+        <w:rPr>
+          <w:b/>
+          <w:lang w:val="hi_IN" w:bidi="hi_IN"/>
+        </w:rPr>
         <w:t>"जिस दिन"</w:t>
       </w:r>
       <w:r>
@@ -3998,6 +4088,21 @@
           <w:b/>
           <w:lang w:val="hi_IN" w:bidi="hi_IN"/>
         </w:rPr>
+        <w:t>πληρωθῆτε τὴν ἐπίγνωσιν τοῦ θελήματος αὐτοῦ</w:t>
+      </w:r>
+    </w:p>
+    <w:p>
+      <w:pPr/>
+      <w:r>
+        <w:rPr>
+          <w:lang w:val="hi_IN" w:bidi="hi_IN"/>
+        </w:rPr>
+      </w:r>
+      <w:r>
+        <w:rPr>
+          <w:b/>
+          <w:lang w:val="hi_IN" w:bidi="hi_IN"/>
+        </w:rPr>
         <w:t>"की इच्छा पहचान"</w:t>
       </w:r>
       <w:r>
@@ -4120,6 +4225,21 @@
           <w:b/>
           <w:lang w:val="hi_IN" w:bidi="hi_IN"/>
         </w:rPr>
+        <w:t>πληρωθῆτε τὴν ἐπίγνωσιν τοῦ θελήματος αὐτοῦ ἐν πάσῃ σοφίᾳ καὶ συνέσει πνευματικῇ</w:t>
+      </w:r>
+    </w:p>
+    <w:p>
+      <w:pPr/>
+      <w:r>
+        <w:rPr>
+          <w:lang w:val="hi_IN" w:bidi="hi_IN"/>
+        </w:rPr>
+      </w:r>
+      <w:r>
+        <w:rPr>
+          <w:b/>
+          <w:lang w:val="hi_IN" w:bidi="hi_IN"/>
+        </w:rPr>
         <w:t>"तुम सारे आत्मिक ज्ञान और समझ सहित परमेश्वर की इच्छा की पहचान में परिपूर्ण हो जाओ"</w:t>
       </w:r>
     </w:p>
@@ -4966,6 +5086,21 @@
           <w:b/>
           <w:lang w:val="hi_IN" w:bidi="hi_IN"/>
         </w:rPr>
+        <w:t>αὐξανόμενοι τῇ ἐπιγνώσει τοῦ Θεοῦ</w:t>
+      </w:r>
+    </w:p>
+    <w:p>
+      <w:pPr/>
+      <w:r>
+        <w:rPr>
+          <w:lang w:val="hi_IN" w:bidi="hi_IN"/>
+        </w:rPr>
+      </w:r>
+      <w:r>
+        <w:rPr>
+          <w:b/>
+          <w:lang w:val="hi_IN" w:bidi="hi_IN"/>
+        </w:rPr>
         <w:t>"परमेश्वर की पहचान में बढ़ते"</w:t>
       </w:r>
     </w:p>
@@ -5734,6 +5869,21 @@
           <w:b/>
           <w:lang w:val="hi_IN" w:bidi="hi_IN"/>
         </w:rPr>
+        <w:t>πᾶσαν ὑπομονὴν καὶ μακροθυμίαν μετὰ χαρᾶς</w:t>
+      </w:r>
+    </w:p>
+    <w:p>
+      <w:pPr/>
+      <w:r>
+        <w:rPr>
+          <w:lang w:val="hi_IN" w:bidi="hi_IN"/>
+        </w:rPr>
+      </w:r>
+      <w:r>
+        <w:rPr>
+          <w:b/>
+          <w:lang w:val="hi_IN" w:bidi="hi_IN"/>
+        </w:rPr>
         <w:t>"और"</w:t>
       </w:r>
       <w:r>
@@ -6024,6 +6174,21 @@
         <w:rPr>
           <w:lang w:val="hi_IN" w:bidi="hi_IN"/>
         </w:rPr>
+      </w:r>
+    </w:p>
+    <w:p>
+      <w:pPr/>
+      <w:r>
+        <w:rPr>
+          <w:lang w:val="hi_IN" w:bidi="hi_IN"/>
+        </w:rPr>
+      </w:r>
+      <w:r>
+        <w:rPr>
+          <w:b/>
+          <w:lang w:val="hi_IN" w:bidi="hi_IN"/>
+        </w:rPr>
+        <w:t>ἱκανώσαντι ὑμᾶς</w:t>
       </w:r>
     </w:p>
     <w:p>
@@ -6706,6 +6871,21 @@
           <w:b/>
           <w:lang w:val="hi_IN" w:bidi="hi_IN"/>
         </w:rPr>
+        <w:t>τῆς ἐξουσίας τοῦ σκότους</w:t>
+      </w:r>
+    </w:p>
+    <w:p>
+      <w:pPr/>
+      <w:r>
+        <w:rPr>
+          <w:lang w:val="hi_IN" w:bidi="hi_IN"/>
+        </w:rPr>
+      </w:r>
+      <w:r>
+        <w:rPr>
+          <w:b/>
+          <w:lang w:val="hi_IN" w:bidi="hi_IN"/>
+        </w:rPr>
         <w:t>"अंधकार के वश"</w:t>
       </w:r>
     </w:p>
@@ -7760,6 +7940,21 @@
           <w:b/>
           <w:lang w:val="hi_IN" w:bidi="hi_IN"/>
         </w:rPr>
+        <w:t>ἔχομεν τὴν ἀπολύτρωσιν, τὴν ἄφεσιν τῶν ἁμαρτιῶν</w:t>
+      </w:r>
+    </w:p>
+    <w:p>
+      <w:pPr/>
+      <w:r>
+        <w:rPr>
+          <w:lang w:val="hi_IN" w:bidi="hi_IN"/>
+        </w:rPr>
+      </w:r>
+      <w:r>
+        <w:rPr>
+          <w:b/>
+          <w:lang w:val="hi_IN" w:bidi="hi_IN"/>
+        </w:rPr>
         <w:t>"हमें छुटकारा पापों की क्षमा प्राप्त होती है"</w:t>
       </w:r>
     </w:p>
@@ -8515,7 +8710,7 @@
           <w:b/>
           <w:lang w:val="hi_IN" w:bidi="hi_IN"/>
         </w:rPr>
-        <w:t>τὰ πάντα δι’ αὐτοῦ καὶ εἰς αὐτὸν ἔκτισται</w:t>
+        <w:t>ὅτι ἐν αὐτῷ ἐκτίσθη τὰ πάντα</w:t>
       </w:r>
     </w:p>
     <w:p>
@@ -9200,6 +9395,21 @@
           <w:b/>
           <w:lang w:val="hi_IN" w:bidi="hi_IN"/>
         </w:rPr>
+        <w:t>τὰ πάντα δι’ αὐτοῦ καὶ εἰς αὐτὸν ἔκτισται</w:t>
+      </w:r>
+    </w:p>
+    <w:p>
+      <w:pPr/>
+      <w:r>
+        <w:rPr>
+          <w:lang w:val="hi_IN" w:bidi="hi_IN"/>
+        </w:rPr>
+      </w:r>
+      <w:r>
+        <w:rPr>
+          <w:b/>
+          <w:lang w:val="hi_IN" w:bidi="hi_IN"/>
+        </w:rPr>
         <w:t>"सारी वस्तुएँ उसी के द्वारा और उसी के लिये सृजी गई हैं"</w:t>
       </w:r>
     </w:p>
@@ -9283,6 +9493,21 @@
           <w:b/>
           <w:lang w:val="hi_IN" w:bidi="hi_IN"/>
         </w:rPr>
+        <w:t>δι’ αὐτοῦ &amp; ἔκτισται</w:t>
+      </w:r>
+    </w:p>
+    <w:p>
+      <w:pPr/>
+      <w:r>
+        <w:rPr>
+          <w:lang w:val="hi_IN" w:bidi="hi_IN"/>
+        </w:rPr>
+      </w:r>
+      <w:r>
+        <w:rPr>
+          <w:b/>
+          <w:lang w:val="hi_IN" w:bidi="hi_IN"/>
+        </w:rPr>
         <w:t>"उसी के द्वारा"</w:t>
       </w:r>
       <w:r>
@@ -11687,6 +11912,21 @@
           <w:b/>
           <w:lang w:val="hi_IN" w:bidi="hi_IN"/>
         </w:rPr>
+        <w:t>τὰ πάντα εἰς αὐτόν &amp; εἴτε τὰ ἐπὶ τῆς γῆς, εἴτε τὰ ἐν τοῖς οὐρανοῖς</w:t>
+      </w:r>
+    </w:p>
+    <w:p>
+      <w:pPr/>
+      <w:r>
+        <w:rPr>
+          <w:lang w:val="hi_IN" w:bidi="hi_IN"/>
+        </w:rPr>
+      </w:r>
+      <w:r>
+        <w:rPr>
+          <w:b/>
+          <w:lang w:val="hi_IN" w:bidi="hi_IN"/>
+        </w:rPr>
         <w:t>"पर"</w:t>
       </w:r>
       <w:r>
@@ -11861,6 +12101,21 @@
           <w:b/>
           <w:lang w:val="hi_IN" w:bidi="hi_IN"/>
         </w:rPr>
+        <w:t>εἴτε τὰ ἐπὶ τῆς γῆς, εἴτε τὰ ἐν τοῖς οὐρανοῖς</w:t>
+      </w:r>
+    </w:p>
+    <w:p>
+      <w:pPr/>
+      <w:r>
+        <w:rPr>
+          <w:lang w:val="hi_IN" w:bidi="hi_IN"/>
+        </w:rPr>
+      </w:r>
+      <w:r>
+        <w:rPr>
+          <w:b/>
+          <w:lang w:val="hi_IN" w:bidi="hi_IN"/>
+        </w:rPr>
         <w:t>"से"</w:t>
       </w:r>
       <w:r>
@@ -13288,6 +13543,21 @@
           <w:b/>
           <w:lang w:val="hi_IN" w:bidi="hi_IN"/>
         </w:rPr>
+        <w:t>παραστῆσαι ὑμᾶς ἁγίους, καὶ ἀμώμους, καὶ ἀνεγκλήτους, κατενώπιον αὐτοῦ</w:t>
+      </w:r>
+    </w:p>
+    <w:p>
+      <w:pPr/>
+      <w:r>
+        <w:rPr>
+          <w:lang w:val="hi_IN" w:bidi="hi_IN"/>
+        </w:rPr>
+      </w:r>
+      <w:r>
+        <w:rPr>
+          <w:b/>
+          <w:lang w:val="hi_IN" w:bidi="hi_IN"/>
+        </w:rPr>
         <w:t>"तुम्हारा भी"</w:t>
       </w:r>
       <w:r>
@@ -15189,6 +15459,21 @@
           <w:b/>
           <w:lang w:val="hi_IN" w:bidi="hi_IN"/>
         </w:rPr>
+        <w:t>ἐν τοῖς παθήμασιν ὑπὲρ ὑμῶν</w:t>
+      </w:r>
+    </w:p>
+    <w:p>
+      <w:pPr/>
+      <w:r>
+        <w:rPr>
+          <w:lang w:val="hi_IN" w:bidi="hi_IN"/>
+        </w:rPr>
+      </w:r>
+      <w:r>
+        <w:rPr>
+          <w:b/>
+          <w:lang w:val="hi_IN" w:bidi="hi_IN"/>
+        </w:rPr>
         <w:t>"दुःखों के कारण"</w:t>
       </w:r>
       <w:r>
@@ -16289,6 +16574,21 @@
           <w:b/>
           <w:lang w:val="hi_IN" w:bidi="hi_IN"/>
         </w:rPr>
+        <w:t>τὴν δοθεῖσάν μοι</w:t>
+      </w:r>
+    </w:p>
+    <w:p>
+      <w:pPr/>
+      <w:r>
+        <w:rPr>
+          <w:lang w:val="hi_IN" w:bidi="hi_IN"/>
+        </w:rPr>
+      </w:r>
+      <w:r>
+        <w:rPr>
+          <w:b/>
+          <w:lang w:val="hi_IN" w:bidi="hi_IN"/>
+        </w:rPr>
         <w:t>"मुझे सौंपा गया,"</w:t>
       </w:r>
       <w:r>
@@ -16593,6 +16893,21 @@
         <w:rPr>
           <w:lang w:val="hi_IN" w:bidi="hi_IN"/>
         </w:rPr>
+      </w:r>
+    </w:p>
+    <w:p>
+      <w:pPr/>
+      <w:r>
+        <w:rPr>
+          <w:lang w:val="hi_IN" w:bidi="hi_IN"/>
+        </w:rPr>
+      </w:r>
+      <w:r>
+        <w:rPr>
+          <w:b/>
+          <w:lang w:val="hi_IN" w:bidi="hi_IN"/>
+        </w:rPr>
+        <w:t>τὸ μυστήριον τὸ ἀποκεκρυμμένον</w:t>
       </w:r>
     </w:p>
     <w:p>
@@ -18553,6 +18868,21 @@
           <w:b/>
           <w:lang w:val="hi_IN" w:bidi="hi_IN"/>
         </w:rPr>
+        <w:t>ἡμεῖς καταγγέλλομεν &amp; παραστήσωμεν</w:t>
+      </w:r>
+    </w:p>
+    <w:p>
+      <w:pPr/>
+      <w:r>
+        <w:rPr>
+          <w:lang w:val="hi_IN" w:bidi="hi_IN"/>
+        </w:rPr>
+      </w:r>
+      <w:r>
+        <w:rPr>
+          <w:b/>
+          <w:lang w:val="hi_IN" w:bidi="hi_IN"/>
+        </w:rPr>
         <w:t>"प्रचार करके हम"</w:t>
       </w:r>
       <w:r>
@@ -19768,6 +20098,21 @@
         <w:rPr>
           <w:lang w:val="hi_IN" w:bidi="hi_IN"/>
         </w:rPr>
+      </w:r>
+    </w:p>
+    <w:p>
+      <w:pPr/>
+      <w:r>
+        <w:rPr>
+          <w:lang w:val="hi_IN" w:bidi="hi_IN"/>
+        </w:rPr>
+      </w:r>
+      <w:r>
+        <w:rPr>
+          <w:b/>
+          <w:lang w:val="hi_IN" w:bidi="hi_IN"/>
+        </w:rPr>
+        <w:t>κατὰ τὴν ἐνέργειαν αὐτοῦ, τὴν ἐνεργουμένην</w:t>
       </w:r>
     </w:p>
     <w:p>
@@ -20449,6 +20794,21 @@
           <w:b/>
           <w:lang w:val="hi_IN" w:bidi="hi_IN"/>
         </w:rPr>
+        <w:t>ὑπὲρ ὑμῶν, καὶ τῶν ἐν Λαοδικίᾳ, καὶ ὅσοι οὐχ ἑόρακαν τὸ πρόσωπόν μου ἐν σαρκί</w:t>
+      </w:r>
+    </w:p>
+    <w:p>
+      <w:pPr/>
+      <w:r>
+        <w:rPr>
+          <w:lang w:val="hi_IN" w:bidi="hi_IN"/>
+        </w:rPr>
+      </w:r>
+      <w:r>
+        <w:rPr>
+          <w:b/>
+          <w:lang w:val="hi_IN" w:bidi="hi_IN"/>
+        </w:rPr>
         <w:t>"कि"</w:t>
       </w:r>
       <w:r>
@@ -21223,6 +21583,21 @@
           <w:b/>
           <w:lang w:val="hi_IN" w:bidi="hi_IN"/>
         </w:rPr>
+        <w:t>παρακληθῶσιν αἱ καρδίαι αὐτῶν, συμβιβασθέντες</w:t>
+      </w:r>
+    </w:p>
+    <w:p>
+      <w:pPr/>
+      <w:r>
+        <w:rPr>
+          <w:lang w:val="hi_IN" w:bidi="hi_IN"/>
+        </w:rPr>
+      </w:r>
+      <w:r>
+        <w:rPr>
+          <w:b/>
+          <w:lang w:val="hi_IN" w:bidi="hi_IN"/>
+        </w:rPr>
         <w:t>"उनके मनों"</w:t>
       </w:r>
       <w:r>
@@ -21873,6 +22248,21 @@
           <w:b/>
           <w:lang w:val="hi_IN" w:bidi="hi_IN"/>
         </w:rPr>
+        <w:t>εἰς πᾶν πλοῦτος τῆς πληροφορίας τῆς συνέσεως; εἰς ἐπίγνωσιν τοῦ μυστηρίου τοῦ Θεοῦ, Χριστοῦ</w:t>
+      </w:r>
+    </w:p>
+    <w:p>
+      <w:pPr/>
+      <w:r>
+        <w:rPr>
+          <w:lang w:val="hi_IN" w:bidi="hi_IN"/>
+        </w:rPr>
+      </w:r>
+      <w:r>
+        <w:rPr>
+          <w:b/>
+          <w:lang w:val="hi_IN" w:bidi="hi_IN"/>
+        </w:rPr>
         <w:t>"को"</w:t>
       </w:r>
       <w:r>
@@ -22457,6 +22847,21 @@
         <w:rPr>
           <w:lang w:val="hi_IN" w:bidi="hi_IN"/>
         </w:rPr>
+      </w:r>
+    </w:p>
+    <w:p>
+      <w:pPr/>
+      <w:r>
+        <w:rPr>
+          <w:lang w:val="hi_IN" w:bidi="hi_IN"/>
+        </w:rPr>
+      </w:r>
+      <w:r>
+        <w:rPr>
+          <w:b/>
+          <w:lang w:val="hi_IN" w:bidi="hi_IN"/>
+        </w:rPr>
+        <w:t>εἰσιν πάντες οἱ θησαυροὶ τῆς σοφίας καὶ γνώσεως ἀπόκρυφοι</w:t>
       </w:r>
     </w:p>
     <w:p>
@@ -23283,6 +23688,21 @@
           <w:b/>
           <w:lang w:val="hi_IN" w:bidi="hi_IN"/>
         </w:rPr>
+        <w:t>μηδεὶς ὑμᾶς παραλογίζηται</w:t>
+      </w:r>
+    </w:p>
+    <w:p>
+      <w:pPr/>
+      <w:r>
+        <w:rPr>
+          <w:lang w:val="hi_IN" w:bidi="hi_IN"/>
+        </w:rPr>
+      </w:r>
+      <w:r>
+        <w:rPr>
+          <w:b/>
+          <w:lang w:val="hi_IN" w:bidi="hi_IN"/>
+        </w:rPr>
         <w:t>"कोई मनुष्य तुम्हें"</w:t>
       </w:r>
       <w:r>
@@ -28628,6 +29048,21 @@
           <w:b/>
           <w:lang w:val="hi_IN" w:bidi="hi_IN"/>
         </w:rPr>
+        <w:t>καὶ περιετμήθητε περιτομῇ ἀχειροποιήτῳ, ἐν τῇ ἀπεκδύσει τοῦ σώματος τῆς σαρκός, ἐν τῇ περιτομῇ τοῦ Χριστοῦ</w:t>
+      </w:r>
+    </w:p>
+    <w:p>
+      <w:pPr/>
+      <w:r>
+        <w:rPr>
+          <w:lang w:val="hi_IN" w:bidi="hi_IN"/>
+        </w:rPr>
+      </w:r>
+      <w:r>
+        <w:rPr>
+          <w:b/>
+          <w:lang w:val="hi_IN" w:bidi="hi_IN"/>
+        </w:rPr>
         <w:t>"तुम्हारा ऐसा खतना हुआ है, जो हाथ से नहीं होता परन्तु मसीह का खतना हुआ, जिससे शारीरिक देह उतार दी जाती है"</w:t>
       </w:r>
     </w:p>
@@ -28763,6 +29198,21 @@
           <w:b/>
           <w:lang w:val="hi_IN" w:bidi="hi_IN"/>
         </w:rPr>
+        <w:t>ἐν ᾧ καὶ περιετμήθητε</w:t>
+      </w:r>
+    </w:p>
+    <w:p>
+      <w:pPr/>
+      <w:r>
+        <w:rPr>
+          <w:lang w:val="hi_IN" w:bidi="hi_IN"/>
+        </w:rPr>
+      </w:r>
+      <w:r>
+        <w:rPr>
+          <w:b/>
+          <w:lang w:val="hi_IN" w:bidi="hi_IN"/>
+        </w:rPr>
         <w:t>"उसी में तुम्हारा ऐसा खतना हुआ"</w:t>
       </w:r>
       <w:r>
@@ -28859,6 +29309,21 @@
           <w:b/>
           <w:lang w:val="hi_IN" w:bidi="hi_IN"/>
         </w:rPr>
+        <w:t>ἐν τῇ ἀπεκδύσει τοῦ σώματος τῆς σαρκός</w:t>
+      </w:r>
+    </w:p>
+    <w:p>
+      <w:pPr/>
+      <w:r>
+        <w:rPr>
+          <w:lang w:val="hi_IN" w:bidi="hi_IN"/>
+        </w:rPr>
+      </w:r>
+      <w:r>
+        <w:rPr>
+          <w:b/>
+          <w:lang w:val="hi_IN" w:bidi="hi_IN"/>
+        </w:rPr>
         <w:t>"जो"</w:t>
       </w:r>
       <w:r>
@@ -29953,6 +30418,21 @@
           <w:b/>
           <w:lang w:val="hi_IN" w:bidi="hi_IN"/>
         </w:rPr>
+        <w:t>συνηγέρθητε &amp; τοῦ ἐγείραντος αὐτὸν ἐκ νεκρῶν</w:t>
+      </w:r>
+    </w:p>
+    <w:p>
+      <w:pPr/>
+      <w:r>
+        <w:rPr>
+          <w:lang w:val="hi_IN" w:bidi="hi_IN"/>
+        </w:rPr>
+      </w:r>
+      <w:r>
+        <w:rPr>
+          <w:b/>
+          <w:lang w:val="hi_IN" w:bidi="hi_IN"/>
+        </w:rPr>
         <w:t>"उसको मरे हुओं में से जिलाया,"</w:t>
       </w:r>
       <w:r>
@@ -30323,6 +30803,21 @@
           <w:b/>
           <w:lang w:val="hi_IN" w:bidi="hi_IN"/>
         </w:rPr>
+        <w:t>ὑμᾶς νεκροὺς ὄντας ἐν τοῖς παραπτώμασιν καὶ τῇ ἀκροβυστίᾳ τῆς σαρκὸς ὑμῶν, συνεζωοποίησεν ὑμᾶς</w:t>
+      </w:r>
+    </w:p>
+    <w:p>
+      <w:pPr/>
+      <w:r>
+        <w:rPr>
+          <w:lang w:val="hi_IN" w:bidi="hi_IN"/>
+        </w:rPr>
+      </w:r>
+      <w:r>
+        <w:rPr>
+          <w:b/>
+          <w:lang w:val="hi_IN" w:bidi="hi_IN"/>
+        </w:rPr>
         <w:t>"तुम्हें"</w:t>
       </w:r>
       <w:r>
@@ -31102,6 +31597,21 @@
         <w:rPr>
           <w:lang w:val="hi_IN" w:bidi="hi_IN"/>
         </w:rPr>
+      </w:r>
+    </w:p>
+    <w:p>
+      <w:pPr/>
+      <w:r>
+        <w:rPr>
+          <w:lang w:val="hi_IN" w:bidi="hi_IN"/>
+        </w:rPr>
+      </w:r>
+      <w:r>
+        <w:rPr>
+          <w:b/>
+          <w:lang w:val="hi_IN" w:bidi="hi_IN"/>
+        </w:rPr>
+        <w:t>ἐν τοῖς παραπτώμασιν καὶ τῇ ἀκροβυστίᾳ τῆς σαρκὸς ὑμῶν</w:t>
       </w:r>
     </w:p>
     <w:p>
@@ -31737,6 +32247,21 @@
           <w:b/>
           <w:lang w:val="hi_IN" w:bidi="hi_IN"/>
         </w:rPr>
+        <w:t>ἐξαλείψας τὸ καθ’ ἡμῶν χειρόγραφον τοῖς δόγμασιν, ὃ ἦν ὑπεναντίον ἡμῖν, καὶ αὐτὸ ἦρκεν ἐκ τοῦ μέσου, προσηλώσας αὐτὸ τῷ σταυρῷ</w:t>
+      </w:r>
+    </w:p>
+    <w:p>
+      <w:pPr/>
+      <w:r>
+        <w:rPr>
+          <w:lang w:val="hi_IN" w:bidi="hi_IN"/>
+        </w:rPr>
+      </w:r>
+      <w:r>
+        <w:rPr>
+          <w:b/>
+          <w:lang w:val="hi_IN" w:bidi="hi_IN"/>
+        </w:rPr>
         <w:t>"और विधियों वह लेख और जो हमारे पर और हमारे मिटा डाला; और उसे क्रूस पर कीलों से जड़कर सामने से हटा दिया है"</w:t>
       </w:r>
     </w:p>
@@ -31832,6 +32357,21 @@
         <w:rPr>
           <w:lang w:val="hi_IN" w:bidi="hi_IN"/>
         </w:rPr>
+      </w:r>
+    </w:p>
+    <w:p>
+      <w:pPr/>
+      <w:r>
+        <w:rPr>
+          <w:lang w:val="hi_IN" w:bidi="hi_IN"/>
+        </w:rPr>
+      </w:r>
+      <w:r>
+        <w:rPr>
+          <w:b/>
+          <w:lang w:val="hi_IN" w:bidi="hi_IN"/>
+        </w:rPr>
+        <w:t>καθ’ ἡμῶν &amp; ὃ ἦν ὑπεναντίον ἡμῖν</w:t>
       </w:r>
     </w:p>
     <w:p>
@@ -34752,6 +35292,21 @@
           <w:b/>
           <w:lang w:val="hi_IN" w:bidi="hi_IN"/>
         </w:rPr>
+        <w:t>εἰκῇ φυσιούμενος ὑπὸ τοῦ νοὸς τῆς σαρκὸς αὐτοῦ</w:t>
+      </w:r>
+    </w:p>
+    <w:p>
+      <w:pPr/>
+      <w:r>
+        <w:rPr>
+          <w:lang w:val="hi_IN" w:bidi="hi_IN"/>
+        </w:rPr>
+      </w:r>
+      <w:r>
+        <w:rPr>
+          <w:b/>
+          <w:lang w:val="hi_IN" w:bidi="hi_IN"/>
+        </w:rPr>
         <w:t>"अपनी शारीरिक समझ पर व्यर्थ फूलता"</w:t>
       </w:r>
     </w:p>
@@ -35292,6 +35847,21 @@
           <w:b/>
           <w:lang w:val="hi_IN" w:bidi="hi_IN"/>
         </w:rPr>
+        <w:t>τὴν κεφαλήν, ἐξ οὗ πᾶν τὸ σῶμα διὰ τῶν ἁφῶν καὶ συνδέσμων ἐπιχορηγούμενον καὶ συμβιβαζόμενον, αὔξει τὴν αὔξησιν τοῦ Θεοῦ</w:t>
+      </w:r>
+    </w:p>
+    <w:p>
+      <w:pPr/>
+      <w:r>
+        <w:rPr>
+          <w:lang w:val="hi_IN" w:bidi="hi_IN"/>
+        </w:rPr>
+      </w:r>
+      <w:r>
+        <w:rPr>
+          <w:b/>
+          <w:lang w:val="hi_IN" w:bidi="hi_IN"/>
+        </w:rPr>
         <w:t>"उस शिरोमणि"</w:t>
       </w:r>
       <w:r>
@@ -35439,6 +36009,21 @@
         <w:rPr>
           <w:lang w:val="hi_IN" w:bidi="hi_IN"/>
         </w:rPr>
+      </w:r>
+    </w:p>
+    <w:p>
+      <w:pPr/>
+      <w:r>
+        <w:rPr>
+          <w:lang w:val="hi_IN" w:bidi="hi_IN"/>
+        </w:rPr>
+      </w:r>
+      <w:r>
+        <w:rPr>
+          <w:b/>
+          <w:lang w:val="hi_IN" w:bidi="hi_IN"/>
+        </w:rPr>
+        <w:t>ἐξ οὗ πᾶν τὸ σῶμα διὰ τῶν ἁφῶν καὶ συνδέσμων ἐπιχορηγούμενον καὶ συμβιβαζόμενον</w:t>
       </w:r>
     </w:p>
     <w:p>
@@ -36531,6 +37116,21 @@
           <w:b/>
           <w:lang w:val="hi_IN" w:bidi="hi_IN"/>
         </w:rPr>
+        <w:t>τί ὡς ζῶντες ἐν κόσμῳ δογματίζεσθε</w:t>
+      </w:r>
+    </w:p>
+    <w:p>
+      <w:pPr/>
+      <w:r>
+        <w:rPr>
+          <w:lang w:val="hi_IN" w:bidi="hi_IN"/>
+        </w:rPr>
+      </w:r>
+      <w:r>
+        <w:rPr>
+          <w:b/>
+          <w:lang w:val="hi_IN" w:bidi="hi_IN"/>
+        </w:rPr>
         <w:t>"क्यों उनके समान जो संसार में जीवन बिताते हैं ऐसी विधियों के वश में क्यों रहते"</w:t>
       </w:r>
     </w:p>
@@ -37050,6 +37650,21 @@
         <w:rPr>
           <w:lang w:val="hi_IN" w:bidi="hi_IN"/>
         </w:rPr>
+      </w:r>
+    </w:p>
+    <w:p>
+      <w:pPr/>
+      <w:r>
+        <w:rPr>
+          <w:lang w:val="hi_IN" w:bidi="hi_IN"/>
+        </w:rPr>
+      </w:r>
+      <w:r>
+        <w:rPr>
+          <w:b/>
+          <w:lang w:val="hi_IN" w:bidi="hi_IN"/>
+        </w:rPr>
+        <w:t>δογματίζεσθε</w:t>
       </w:r>
     </w:p>
     <w:p>
@@ -38124,6 +38739,21 @@
           <w:b/>
           <w:lang w:val="hi_IN" w:bidi="hi_IN"/>
         </w:rPr>
+        <w:t>τὰ ἐντάλματα καὶ διδασκαλίας τῶν ἀνθρώπων</w:t>
+      </w:r>
+    </w:p>
+    <w:p>
+      <w:pPr/>
+      <w:r>
+        <w:rPr>
+          <w:lang w:val="hi_IN" w:bidi="hi_IN"/>
+        </w:rPr>
+      </w:r>
+      <w:r>
+        <w:rPr>
+          <w:b/>
+          <w:lang w:val="hi_IN" w:bidi="hi_IN"/>
+        </w:rPr>
         <w:t>"मनुष्यों की आज्ञाओं और शिक्षाओं"</w:t>
       </w:r>
     </w:p>
@@ -38819,6 +39449,21 @@
         <w:rPr>
           <w:lang w:val="hi_IN" w:bidi="hi_IN"/>
         </w:rPr>
+      </w:r>
+    </w:p>
+    <w:p>
+      <w:pPr/>
+      <w:r>
+        <w:rPr>
+          <w:lang w:val="hi_IN" w:bidi="hi_IN"/>
+        </w:rPr>
+      </w:r>
+      <w:r>
+        <w:rPr>
+          <w:b/>
+          <w:lang w:val="hi_IN" w:bidi="hi_IN"/>
+        </w:rPr>
+        <w:t>λόγον μὲν ἔχοντα σοφίας ἐν ἐθελοθρησκείᾳ καὶ ταπεινοφροσύνῃ, ἀφειδίᾳ σώματος</w:t>
       </w:r>
     </w:p>
     <w:p>
@@ -41592,6 +42237,21 @@
           <w:b/>
           <w:lang w:val="hi_IN" w:bidi="hi_IN"/>
         </w:rPr>
+        <w:t>ἡ ζωὴ ὑμῶν κέκρυπται σὺν τῷ Χριστῷ ἐν τῷ Θεῷ</w:t>
+      </w:r>
+    </w:p>
+    <w:p>
+      <w:pPr/>
+      <w:r>
+        <w:rPr>
+          <w:lang w:val="hi_IN" w:bidi="hi_IN"/>
+        </w:rPr>
+      </w:r>
+      <w:r>
+        <w:rPr>
+          <w:b/>
+          <w:lang w:val="hi_IN" w:bidi="hi_IN"/>
+        </w:rPr>
         <w:t>"तुम"</w:t>
       </w:r>
       <w:r>
@@ -43214,6 +43874,21 @@
         <w:rPr>
           <w:lang w:val="hi_IN" w:bidi="hi_IN"/>
         </w:rPr>
+      </w:r>
+    </w:p>
+    <w:p>
+      <w:pPr/>
+      <w:r>
+        <w:rPr>
+          <w:lang w:val="hi_IN" w:bidi="hi_IN"/>
+        </w:rPr>
+      </w:r>
+      <w:r>
+        <w:rPr>
+          <w:b/>
+          <w:lang w:val="hi_IN" w:bidi="hi_IN"/>
+        </w:rPr>
+        <w:t>πορνείαν, ἀκαθαρσίαν, πάθος, ἐπιθυμίαν κακήν, καὶ τὴν πλεονεξίαν, ἥτις ἐστὶν εἰδωλολατρία</w:t>
       </w:r>
     </w:p>
     <w:p>
@@ -45714,6 +46389,21 @@
           <w:b/>
           <w:lang w:val="hi_IN" w:bidi="hi_IN"/>
         </w:rPr>
+        <w:t>ὀργήν, θυμόν, κακίαν, βλασφημίαν, αἰσχρολογίαν ἐκ τοῦ στόματος ὑμῶν</w:t>
+      </w:r>
+    </w:p>
+    <w:p>
+      <w:pPr/>
+      <w:r>
+        <w:rPr>
+          <w:lang w:val="hi_IN" w:bidi="hi_IN"/>
+        </w:rPr>
+      </w:r>
+      <w:r>
+        <w:rPr>
+          <w:b/>
+          <w:lang w:val="hi_IN" w:bidi="hi_IN"/>
+        </w:rPr>
         <w:t>"पर"</w:t>
       </w:r>
       <w:r>
@@ -48885,6 +49575,21 @@
           <w:b/>
           <w:lang w:val="hi_IN" w:bidi="hi_IN"/>
         </w:rPr>
+        <w:t>οὐκ ἔνι Ἕλλην καὶ Ἰουδαῖος, περιτομὴ καὶ ἀκροβυστία, βάρβαρος, Σκύθης, δοῦλος, ἐλεύθερος</w:t>
+      </w:r>
+    </w:p>
+    <w:p>
+      <w:pPr/>
+      <w:r>
+        <w:rPr>
+          <w:lang w:val="hi_IN" w:bidi="hi_IN"/>
+        </w:rPr>
+      </w:r>
+      <w:r>
+        <w:rPr>
+          <w:b/>
+          <w:lang w:val="hi_IN" w:bidi="hi_IN"/>
+        </w:rPr>
         <w:t>"उसमें न"</w:t>
       </w:r>
       <w:r>
@@ -50774,6 +51479,21 @@
           <w:b/>
           <w:lang w:val="hi_IN" w:bidi="hi_IN"/>
         </w:rPr>
+        <w:t>ἀνεχόμενοι ἀλλήλων καὶ χαριζόμενοι ἑαυτοῖς, ἐάν τις πρός τινα ἔχῃ μομφήν</w:t>
+      </w:r>
+    </w:p>
+    <w:p>
+      <w:pPr/>
+      <w:r>
+        <w:rPr>
+          <w:lang w:val="hi_IN" w:bidi="hi_IN"/>
+        </w:rPr>
+      </w:r>
+      <w:r>
+        <w:rPr>
+          <w:b/>
+          <w:lang w:val="hi_IN" w:bidi="hi_IN"/>
+        </w:rPr>
         <w:t>"यदि किसी को किसी दोष देने कोई कारण तो एक दूसरे सह लो, और एक दूसरे अपराध क्षमा करो:"</w:t>
       </w:r>
       <w:r>
@@ -51339,6 +52059,21 @@
         <w:rPr>
           <w:lang w:val="hi_IN" w:bidi="hi_IN"/>
         </w:rPr>
+      </w:r>
+    </w:p>
+    <w:p>
+      <w:pPr/>
+      <w:r>
+        <w:rPr>
+          <w:lang w:val="hi_IN" w:bidi="hi_IN"/>
+        </w:rPr>
+      </w:r>
+      <w:r>
+        <w:rPr>
+          <w:b/>
+          <w:lang w:val="hi_IN" w:bidi="hi_IN"/>
+        </w:rPr>
+        <w:t>καθὼς καὶ ὁ Κύριος ἐχαρίσατο ὑμῖν, οὕτως καὶ ὑμεῖς</w:t>
       </w:r>
     </w:p>
     <w:p>
@@ -53343,6 +54078,21 @@
           <w:b/>
           <w:lang w:val="hi_IN" w:bidi="hi_IN"/>
         </w:rPr>
+        <w:t>εὐχάριστοι γίνεσθε</w:t>
+      </w:r>
+    </w:p>
+    <w:p>
+      <w:pPr/>
+      <w:r>
+        <w:rPr>
+          <w:lang w:val="hi_IN" w:bidi="hi_IN"/>
+        </w:rPr>
+      </w:r>
+      <w:r>
+        <w:rPr>
+          <w:b/>
+          <w:lang w:val="hi_IN" w:bidi="hi_IN"/>
+        </w:rPr>
         <w:t>"धन्यवादी बने"</w:t>
       </w:r>
     </w:p>
@@ -62170,6 +62920,21 @@
           <w:b/>
           <w:lang w:val="hi_IN" w:bidi="hi_IN"/>
         </w:rPr>
+        <w:t>τῇ προσευχῇ προσκαρτερεῖτε</w:t>
+      </w:r>
+    </w:p>
+    <w:p>
+      <w:pPr/>
+      <w:r>
+        <w:rPr>
+          <w:lang w:val="hi_IN" w:bidi="hi_IN"/>
+        </w:rPr>
+      </w:r>
+      <w:r>
+        <w:rPr>
+          <w:b/>
+          <w:lang w:val="hi_IN" w:bidi="hi_IN"/>
+        </w:rPr>
         <w:t>"प्रार्थना में लगे रहो"</w:t>
       </w:r>
     </w:p>
@@ -64302,6 +65067,21 @@
           <w:b/>
           <w:lang w:val="hi_IN" w:bidi="hi_IN"/>
         </w:rPr>
+        <w:t>φανερώσω αὐτὸ</w:t>
+      </w:r>
+    </w:p>
+    <w:p>
+      <w:pPr/>
+      <w:r>
+        <w:rPr>
+          <w:lang w:val="hi_IN" w:bidi="hi_IN"/>
+        </w:rPr>
+      </w:r>
+      <w:r>
+        <w:rPr>
+          <w:b/>
+          <w:lang w:val="hi_IN" w:bidi="hi_IN"/>
+        </w:rPr>
         <w:t>"प्रगट करूँ"</w:t>
       </w:r>
     </w:p>
@@ -65888,6 +66668,21 @@
           <w:b/>
           <w:lang w:val="hi_IN" w:bidi="hi_IN"/>
         </w:rPr>
+        <w:t>πῶς δεῖ ὑμᾶς &amp; ἀποκρίνεσθαι</w:t>
+      </w:r>
+    </w:p>
+    <w:p>
+      <w:pPr/>
+      <w:r>
+        <w:rPr>
+          <w:lang w:val="hi_IN" w:bidi="hi_IN"/>
+        </w:rPr>
+      </w:r>
+      <w:r>
+        <w:rPr>
+          <w:b/>
+          <w:lang w:val="hi_IN" w:bidi="hi_IN"/>
+        </w:rPr>
         <w:t>"तुम्हें"</w:t>
       </w:r>
       <w:r>
@@ -66119,6 +66914,21 @@
           <w:b/>
           <w:lang w:val="hi_IN" w:bidi="hi_IN"/>
         </w:rPr>
+        <w:t>τὰ κατ’ ἐμὲ πάντα γνωρίσει ὑμῖν Τυχικὸς, ὁ ἀγαπητὸς ἀδελφὸς, καὶ πιστὸς διάκονος, καὶ σύνδουλος ἐν Κυρίῳ</w:t>
+      </w:r>
+    </w:p>
+    <w:p>
+      <w:pPr/>
+      <w:r>
+        <w:rPr>
+          <w:lang w:val="hi_IN" w:bidi="hi_IN"/>
+        </w:rPr>
+      </w:r>
+      <w:r>
+        <w:rPr>
+          <w:b/>
+          <w:lang w:val="hi_IN" w:bidi="hi_IN"/>
+        </w:rPr>
         <w:t>"प्रिय भाई और विश्वासयोग्य सेवक, तुखिकुस जो प्रभु में मेरा सहकर्मी मेरी सब बातें तुम्हें बता"</w:t>
       </w:r>
     </w:p>
@@ -66351,6 +67161,21 @@
         <w:rPr>
           <w:lang w:val="hi_IN" w:bidi="hi_IN"/>
         </w:rPr>
+      </w:r>
+    </w:p>
+    <w:p>
+      <w:pPr/>
+      <w:r>
+        <w:rPr>
+          <w:lang w:val="hi_IN" w:bidi="hi_IN"/>
+        </w:rPr>
+      </w:r>
+      <w:r>
+        <w:rPr>
+          <w:b/>
+          <w:lang w:val="hi_IN" w:bidi="hi_IN"/>
+        </w:rPr>
+        <w:t>Τυχικὸς</w:t>
       </w:r>
     </w:p>
     <w:p>
@@ -67856,6 +68681,21 @@
           <w:b/>
           <w:lang w:val="hi_IN" w:bidi="hi_IN"/>
         </w:rPr>
+        <w:t>Ὀνησίμῳ</w:t>
+      </w:r>
+    </w:p>
+    <w:p>
+      <w:pPr/>
+      <w:r>
+        <w:rPr>
+          <w:lang w:val="hi_IN" w:bidi="hi_IN"/>
+        </w:rPr>
+      </w:r>
+      <w:r>
+        <w:rPr>
+          <w:b/>
+          <w:lang w:val="hi_IN" w:bidi="hi_IN"/>
+        </w:rPr>
         <w:t>"उनेसिमुस"</w:t>
       </w:r>
       <w:r>
@@ -68386,6 +69226,21 @@
           <w:b/>
           <w:lang w:val="hi_IN" w:bidi="hi_IN"/>
         </w:rPr>
+        <w:t>Ἀρίσταρχος &amp; Μᾶρκος &amp; Βαρναβᾶ</w:t>
+      </w:r>
+    </w:p>
+    <w:p>
+      <w:pPr/>
+      <w:r>
+        <w:rPr>
+          <w:lang w:val="hi_IN" w:bidi="hi_IN"/>
+        </w:rPr>
+      </w:r>
+      <w:r>
+        <w:rPr>
+          <w:b/>
+          <w:lang w:val="hi_IN" w:bidi="hi_IN"/>
+        </w:rPr>
         <w:t>"अरिस्तर्खुस"</w:t>
       </w:r>
       <w:r>
@@ -69531,6 +70386,21 @@
         <w:rPr>
           <w:lang w:val="hi_IN" w:bidi="hi_IN"/>
         </w:rPr>
+      </w:r>
+    </w:p>
+    <w:p>
+      <w:pPr/>
+      <w:r>
+        <w:rPr>
+          <w:lang w:val="hi_IN" w:bidi="hi_IN"/>
+        </w:rPr>
+      </w:r>
+      <w:r>
+        <w:rPr>
+          <w:b/>
+          <w:lang w:val="hi_IN" w:bidi="hi_IN"/>
+        </w:rPr>
+        <w:t>Ἰησοῦς &amp; Ἰοῦστος</w:t>
       </w:r>
     </w:p>
     <w:p>
@@ -72430,6 +73300,21 @@
           <w:b/>
           <w:lang w:val="hi_IN" w:bidi="hi_IN"/>
         </w:rPr>
+        <w:t>Λουκᾶς &amp; Δημᾶς</w:t>
+      </w:r>
+    </w:p>
+    <w:p>
+      <w:pPr/>
+      <w:r>
+        <w:rPr>
+          <w:lang w:val="hi_IN" w:bidi="hi_IN"/>
+        </w:rPr>
+      </w:r>
+      <w:r>
+        <w:rPr>
+          <w:b/>
+          <w:lang w:val="hi_IN" w:bidi="hi_IN"/>
+        </w:rPr>
         <w:t>"लूका"</w:t>
       </w:r>
       <w:r>
@@ -72896,6 +73781,21 @@
           <w:b/>
           <w:lang w:val="hi_IN" w:bidi="hi_IN"/>
         </w:rPr>
+        <w:t>Νύμφαν</w:t>
+      </w:r>
+    </w:p>
+    <w:p>
+      <w:pPr/>
+      <w:r>
+        <w:rPr>
+          <w:lang w:val="hi_IN" w:bidi="hi_IN"/>
+        </w:rPr>
+      </w:r>
+      <w:r>
+        <w:rPr>
+          <w:b/>
+          <w:lang w:val="hi_IN" w:bidi="hi_IN"/>
+        </w:rPr>
         <w:t>"नुमफास"</w:t>
       </w:r>
     </w:p>
@@ -73240,6 +74140,21 @@
           <w:b/>
           <w:lang w:val="hi_IN" w:bidi="hi_IN"/>
         </w:rPr>
+        <w:t>ἀναγνωσθῇ παρ’ ὑμῖν ἡ ἐπιστολή &amp; ἀναγνωσθῇ</w:t>
+      </w:r>
+    </w:p>
+    <w:p>
+      <w:pPr/>
+      <w:r>
+        <w:rPr>
+          <w:lang w:val="hi_IN" w:bidi="hi_IN"/>
+        </w:rPr>
+      </w:r>
+      <w:r>
+        <w:rPr>
+          <w:b/>
+          <w:lang w:val="hi_IN" w:bidi="hi_IN"/>
+        </w:rPr>
         <w:t>"यह पत्र तुम्हारे पढ़ लिया जाए, तो ऐसा करना"</w:t>
       </w:r>
       <w:r>
@@ -73322,6 +74237,21 @@
         <w:rPr>
           <w:lang w:val="hi_IN" w:bidi="hi_IN"/>
         </w:rPr>
+      </w:r>
+    </w:p>
+    <w:p>
+      <w:pPr/>
+      <w:r>
+        <w:rPr>
+          <w:lang w:val="hi_IN" w:bidi="hi_IN"/>
+        </w:rPr>
+      </w:r>
+      <w:r>
+        <w:rPr>
+          <w:b/>
+          <w:lang w:val="hi_IN" w:bidi="hi_IN"/>
+        </w:rPr>
+        <w:t>ποιήσατε ἵνα καὶ ἐν τῇ Λαοδικαίων ἐκκλησίᾳ ἀναγνωσθῇ, καὶ τὴν ἐκ Λαοδικίας ἵνα καὶ ὑμεῖς ἀναγνῶτε</w:t>
       </w:r>
     </w:p>
     <w:p>
@@ -73652,6 +74582,21 @@
           <w:b/>
           <w:lang w:val="hi_IN" w:bidi="hi_IN"/>
         </w:rPr>
+        <w:t>Ἀρχίππῳ</w:t>
+      </w:r>
+    </w:p>
+    <w:p>
+      <w:pPr/>
+      <w:r>
+        <w:rPr>
+          <w:lang w:val="hi_IN" w:bidi="hi_IN"/>
+        </w:rPr>
+      </w:r>
+      <w:r>
+        <w:rPr>
+          <w:b/>
+          <w:lang w:val="hi_IN" w:bidi="hi_IN"/>
+        </w:rPr>
         <w:t>"अरखिप्पुस"</w:t>
       </w:r>
     </w:p>
@@ -73735,6 +74680,21 @@
           <w:b/>
           <w:lang w:val="hi_IN" w:bidi="hi_IN"/>
         </w:rPr>
+        <w:t>βλέπε τὴν διακονίαν ἣν παρέλαβες ἐν Κυρίῳ, ἵνα αὐτὴν πληροῖς</w:t>
+      </w:r>
+    </w:p>
+    <w:p>
+      <w:pPr/>
+      <w:r>
+        <w:rPr>
+          <w:lang w:val="hi_IN" w:bidi="hi_IN"/>
+        </w:rPr>
+      </w:r>
+      <w:r>
+        <w:rPr>
+          <w:b/>
+          <w:lang w:val="hi_IN" w:bidi="hi_IN"/>
+        </w:rPr>
         <w:t>"कि जो सेवा प्रभु में तुझे सौंपी गई है, उसे सावधानी के साथ पूरी करना"</w:t>
       </w:r>
     </w:p>
@@ -73804,6 +74764,21 @@
         <w:rPr>
           <w:lang w:val="hi_IN" w:bidi="hi_IN"/>
         </w:rPr>
+      </w:r>
+    </w:p>
+    <w:p>
+      <w:pPr/>
+      <w:r>
+        <w:rPr>
+          <w:lang w:val="hi_IN" w:bidi="hi_IN"/>
+        </w:rPr>
+      </w:r>
+      <w:r>
+        <w:rPr>
+          <w:b/>
+          <w:lang w:val="hi_IN" w:bidi="hi_IN"/>
+        </w:rPr>
+        <w:t>εἴπατε Ἀρχίππῳ, βλέπε τὴν διακονίαν ἣν παρέλαβες ἐν Κυρίῳ, ἵνα αὐτὴν πληροῖς</w:t>
       </w:r>
     </w:p>
     <w:p>
